--- a/대본/2부/05화_The_Seed_Pitch.docx
+++ b/대본/2부/05화_The_Seed_Pitch.docx
@@ -2,7 +2,7 @@
 <file path=word/document.xml><?xml version="1.0" encoding="utf-8"?>
 <w:document xmlns:w="http://schemas.openxmlformats.org/wordprocessingml/2006/main" xmlns:m="http://schemas.openxmlformats.org/officeDocument/2006/math" xmlns:r="http://schemas.openxmlformats.org/officeDocument/2006/relationships" xmlns:o="urn:schemas-microsoft-com:office:office" xmlns:v="urn:schemas-microsoft-com:vml" xmlns:w10="urn:schemas-microsoft-com:office:word" xmlns:a="http://schemas.openxmlformats.org/drawingml/2006/main" xmlns:pic="http://schemas.openxmlformats.org/drawingml/2006/picture" xmlns:wp="http://schemas.openxmlformats.org/drawingml/2006/wordprocessingDrawing">
   <w:body>
-    <w:bookmarkStart w:id="31" w:name="ship-it-2부-5화"/>
+    <w:bookmarkStart w:id="32" w:name="ship-it-2부-5화"/>
     <w:p>
       <w:pPr>
         <w:pStyle w:val="Heading1"/>
@@ -65,7 +65,7 @@
         <w:t xml:space="preserve"> </w:t>
       </w:r>
       <w:r>
-        <w:t xml:space="preserve">- 규칙: 지문 없음. 전 화 100% 「화자명: 대사」. 1턴 15단어 이내.</w:t>
+        <w:t xml:space="preserve">- 규칙: 지문 없음. 전 화 100% 「화자명: 대사」. 1턴 15단어 이내 + 긴 턴 10~15회(25~35단어).</w:t>
       </w:r>
       <w:r>
         <w:t xml:space="preserve"> </w:t>
@@ -291,13 +291,13 @@
         </w:numPr>
       </w:pPr>
       <w:r>
-        <w:t xml:space="preserve">ELAINE: Then you’re a nice science project. He doesn’t fund science projects.</w:t>
-      </w:r>
-      <w:r>
-        <w:t xml:space="preserve"> </w:t>
-      </w:r>
-      <w:r>
-        <w:t xml:space="preserve">일레인: 그럼 괜찮은 과학 프로젝트일 뿐이에요. 그 사람은 과학 프로젝트에 투자 안 해요.</w:t>
+        <w:t xml:space="preserve">ELAINE: Then you’re a nice science project. He doesn’t fund science projects. He funds companies that could return his whole fund, so every answer you give should point toward size.</w:t>
+      </w:r>
+      <w:r>
+        <w:t xml:space="preserve"> </w:t>
+      </w:r>
+      <w:r>
+        <w:t xml:space="preserve">일레인: 그럼 괜찮은 과학 프로젝트일 뿐이에요. 그 사람은 과학 프로젝트에 투자 안 해요. 펀드 전체를 돌려줄 수 있는 회사에 투자하죠. 그러니까 모든 대답이 규모를 향해야 해요.</w:t>
       </w:r>
     </w:p>
     <w:p>
@@ -556,13 +556,13 @@
         </w:numPr>
       </w:pPr>
       <w:r>
-        <w:t xml:space="preserve">NOAH: Twelve months of results. Three times faster dissolution. At the same time.</w:t>
-      </w:r>
-      <w:r>
-        <w:t xml:space="preserve"> </w:t>
-      </w:r>
-      <w:r>
-        <w:t xml:space="preserve">노아: 12개월 효과. 세 배 빠른 용해. 동시에.</w:t>
+        <w:t xml:space="preserve">NOAH: Twelve months of results and three times faster dissolution, at the same time. Today, doctors have to choose between a filler that lasts and one that dissolves easily. We don’t.</w:t>
+      </w:r>
+      <w:r>
+        <w:t xml:space="preserve"> </w:t>
+      </w:r>
+      <w:r>
+        <w:t xml:space="preserve">노아: 12개월 효과와 세 배 빠른 용해를 동시에요. 지금 의사들은 오래가는 필러와 쉽게 녹는 필러 중 하나를 골라야 해요. 저희는 고를 필요가 없죠.</w:t>
       </w:r>
     </w:p>
     <w:p>
@@ -658,13 +658,13 @@
         </w:numPr>
       </w:pPr>
       <w:r>
-        <w:t xml:space="preserve">PRIYA: We don’t yet. That’s what the animal study is for.</w:t>
-      </w:r>
-      <w:r>
-        <w:t xml:space="preserve"> </w:t>
-      </w:r>
-      <w:r>
-        <w:t xml:space="preserve">프리야: 아직 몰라요. 그걸 위해 동물 시험을 하는 거예요.</w:t>
+        <w:t xml:space="preserve">PRIYA: We don’t yet. That’s what the animal study is for. The lab can show how fast it dissolves, but only real tissue can show how long it really lasts.</w:t>
+      </w:r>
+      <w:r>
+        <w:t xml:space="preserve"> </w:t>
+      </w:r>
+      <w:r>
+        <w:t xml:space="preserve">프리야: 아직 몰라요. 그걸 위해 동물 시험을 하는 거예요. 실험실에선 얼마나 빨리 녹는지는 보여 줄 수 있지만, 실제로 얼마나 오래가는지는 진짜 조직에서만 알 수 있어요.</w:t>
       </w:r>
     </w:p>
     <w:p>
@@ -913,13 +913,13 @@
         </w:numPr>
       </w:pPr>
       <w:r>
-        <w:t xml:space="preserve">NOAH: Because a new filler with a clear advantage usually reaches five to fifteen.</w:t>
-      </w:r>
-      <w:r>
-        <w:t xml:space="preserve"> </w:t>
-      </w:r>
-      <w:r>
-        <w:t xml:space="preserve">노아: 뚜렷한 장점이 있는 새 필러는 보통 5에서 15퍼센트에 도달하거든요.</w:t>
+        <w:t xml:space="preserve">NOAH: Because a new filler with a clear advantage usually reaches five to fifteen percent. Ten is the middle of that range, so it’s realistic, not optimistic. I’d rather under-promise here.</w:t>
+      </w:r>
+      <w:r>
+        <w:t xml:space="preserve"> </w:t>
+      </w:r>
+      <w:r>
+        <w:t xml:space="preserve">노아: 뚜렷한 장점이 있는 새 필러는 보통 5에서 15퍼센트에 도달하거든요. 10은 그 범위의 중간이라 낙관적인 게 아니라 현실적인 숫자예요. 여기선 차라리 덜 약속하는 게 낫다고 봐요.</w:t>
       </w:r>
     </w:p>
     <w:p>
@@ -1156,13 +1156,13 @@
         </w:numPr>
       </w:pPr>
       <w:r>
-        <w:t xml:space="preserve">NOAH: Fillers have high margins. Over eighty percent. Acquirers pay several times revenue.</w:t>
-      </w:r>
-      <w:r>
-        <w:t xml:space="preserve"> </w:t>
-      </w:r>
-      <w:r>
-        <w:t xml:space="preserve">노아: 필러는 마진이 높아요. 80퍼센트 이상이요. 인수자들은 매출의 몇 배를 지불하죠.</w:t>
+        <w:t xml:space="preserve">NOAH: Fillers have high margins, over eighty percent. And when a big company buys a filler business, they usually pay several times revenue. So three hundred million in sales gets us past a billion.</w:t>
+      </w:r>
+      <w:r>
+        <w:t xml:space="preserve"> </w:t>
+      </w:r>
+      <w:r>
+        <w:t xml:space="preserve">노아: 필러는 마진이 높아요. 80퍼센트 이상이요. 그리고 대기업이 필러 사업을 인수할 때는 보통 매출의 몇 배를 지불해요. 그러니까 매출 3억 달러면 10억 달러를 넘는 거죠.</w:t>
       </w:r>
     </w:p>
     <w:p>
@@ -1292,13 +1292,13 @@
         </w:numPr>
       </w:pPr>
       <w:r>
-        <w:t xml:space="preserve">PRIYA: It’s more dangerous to hide it. You’d find it in due diligence.</w:t>
-      </w:r>
-      <w:r>
-        <w:t xml:space="preserve"> </w:t>
-      </w:r>
-      <w:r>
-        <w:t xml:space="preserve">프리야: 숨기는 게 더 위험해요. 실사에서 어차피 찾으실 거잖아요.</w:t>
+        <w:t xml:space="preserve">PRIYA: It’s more dangerous to hide it. You’d find it in due diligence anyway, and then you’d wonder what else we were hiding. I’d rather you hear it from me today.</w:t>
+      </w:r>
+      <w:r>
+        <w:t xml:space="preserve"> </w:t>
+      </w:r>
+      <w:r>
+        <w:t xml:space="preserve">프리야: 숨기는 게 더 위험해요. 어차피 실사에서 찾으실 거고, 그러면 저희가 또 뭘 숨기는지 의심하시겠죠. 차라리 오늘 제 입으로 듣는 게 나아요.</w:t>
       </w:r>
     </w:p>
     <w:p>
@@ -1428,13 +1428,13 @@
         </w:numPr>
       </w:pPr>
       <w:r>
-        <w:t xml:space="preserve">RICHARD: Of course they are. Good ideas are never lonely.</w:t>
-      </w:r>
-      <w:r>
-        <w:t xml:space="preserve"> </w:t>
-      </w:r>
-      <w:r>
-        <w:t xml:space="preserve">리처드: 당연히 있겠죠. 좋은 아이디어는 절대 혼자가 아니에요.</w:t>
+        <w:t xml:space="preserve">RICHARD: Of course they are. Good ideas are never lonely. When something works, several teams discover it at once. The winner isn’t the one with the idea. It’s the one who executes fastest.</w:t>
+      </w:r>
+      <w:r>
+        <w:t xml:space="preserve"> </w:t>
+      </w:r>
+      <w:r>
+        <w:t xml:space="preserve">리처드: 당연히 있겠죠. 좋은 아이디어는 절대 혼자가 아니에요. 뭔가 통하면 여러 팀이 동시에 발견하죠. 이기는 건 아이디어를 가진 쪽이 아니라 가장 빨리 실행하는 쪽이에요.</w:t>
       </w:r>
     </w:p>
     <w:p>
@@ -1676,13 +1676,13 @@
         </w:numPr>
       </w:pPr>
       <w:r>
-        <w:t xml:space="preserve">RICHARD: But it’s early. You have test tube data. No animal data.</w:t>
-      </w:r>
-      <w:r>
-        <w:t xml:space="preserve"> </w:t>
-      </w:r>
-      <w:r>
-        <w:t xml:space="preserve">리처드: 하지만 일러요. 시험관 데이터뿐이죠. 동물 데이터가 없어요.</w:t>
+        <w:t xml:space="preserve">RICHARD: But it’s early. You have test tube data. No animal data. Right now I’d be betting five million on a lab result, and my partners will ask me why I didn’t wait.</w:t>
+      </w:r>
+      <w:r>
+        <w:t xml:space="preserve"> </w:t>
+      </w:r>
+      <w:r>
+        <w:t xml:space="preserve">리처드: 하지만 일러요. 시험관 데이터뿐이죠. 동물 데이터가 없어요. 지금 투자하면 실험실 결과 하나에 500만 달러를 거는 셈이고, 파트너들은 왜 기다리지 않았냐고 물을 거예요.</w:t>
       </w:r>
     </w:p>
     <w:p>
@@ -1829,13 +1829,13 @@
         </w:numPr>
       </w:pPr>
       <w:r>
-        <w:t xml:space="preserve">PRIYA: A test tube isn’t a living body. Bodies are messy. Numbers usually drop.</w:t>
-      </w:r>
-      <w:r>
-        <w:t xml:space="preserve"> </w:t>
-      </w:r>
-      <w:r>
-        <w:t xml:space="preserve">프리야: 시험관은 살아 있는 몸이 아니에요. 몸은 복잡해요. 숫자는 보통 떨어지죠.</w:t>
+        <w:t xml:space="preserve">PRIYA: A test tube isn’t a living body. Bodies are messy. There’s blood flow, inflammation, and enzymes at different levels in every body. So numbers from the lab usually drop in animals.</w:t>
+      </w:r>
+      <w:r>
+        <w:t xml:space="preserve"> </w:t>
+      </w:r>
+      <w:r>
+        <w:t xml:space="preserve">프리야: 시험관은 살아 있는 몸이 아니에요. 몸은 복잡해요. 혈류도 있고, 염증도 있고, 효소 수치도 몸마다 달라요. 그래서 실험실 숫자는 동물에선 보통 떨어지죠.</w:t>
       </w:r>
     </w:p>
     <w:p>
@@ -1948,13 +1948,13 @@
         </w:numPr>
       </w:pPr>
       <w:r>
-        <w:t xml:space="preserve">ELENA: That leaves four weeks of margin. Not much.</w:t>
-      </w:r>
-      <w:r>
-        <w:t xml:space="preserve"> </w:t>
-      </w:r>
-      <w:r>
-        <w:t xml:space="preserve">엘레나: 그럼 여유가 4주 남아요. 많지 않네요.</w:t>
+        <w:t xml:space="preserve">ELENA: That leaves four weeks of margin. Not much. If one animal gets sick or the lab has a delay, those four weeks disappear fast. In medicine, studies almost never run on time.</w:t>
+      </w:r>
+      <w:r>
+        <w:t xml:space="preserve"> </w:t>
+      </w:r>
+      <w:r>
+        <w:t xml:space="preserve">엘레나: 그럼 여유가 4주 남아요. 많지 않네요. 동물 한 마리가 아프거나 실험실에 지연이 생기면, 그 4주는 금방 사라져요. 의학에선 연구가 제때 끝나는 일이 거의 없어요.</w:t>
       </w:r>
     </w:p>
     <w:p>
@@ -2077,13 +2077,13 @@
         </w:numPr>
       </w:pPr>
       <w:r>
-        <w:t xml:space="preserve">ELENA: She’s right, Noah. Inside, argue. Outside, one voice. You skipped the inside part.</w:t>
-      </w:r>
-      <w:r>
-        <w:t xml:space="preserve"> </w:t>
-      </w:r>
-      <w:r>
-        <w:t xml:space="preserve">엘레나: 프리야 말이 맞아요, 노아. 안에선 논쟁, 밖에선 한목소리. 안쪽 단계를 건너뛰었어요.</w:t>
+        <w:t xml:space="preserve">ELENA: She’s right, Noah. Inside, argue. Outside, one voice. You skipped the inside part. Priya is the one who has to deliver that number, so she deserved a say before you agreed.</w:t>
+      </w:r>
+      <w:r>
+        <w:t xml:space="preserve"> </w:t>
+      </w:r>
+      <w:r>
+        <w:t xml:space="preserve">엘레나: 프리야 말이 맞아요, 노아. 안에선 논쟁, 밖에선 한목소리. 안쪽 단계를 건너뛰었어요. 그 숫자를 만들어 내야 하는 사람은 프리야니까, 동의하기 전에 프리야도 의견을 말할 자격이 있었어요.</w:t>
       </w:r>
     </w:p>
     <w:p>
@@ -2213,13 +2213,13 @@
         </w:numPr>
       </w:pPr>
       <w:r>
-        <w:t xml:space="preserve">ELAINE: It looks like a gift. Miss the number, and he walks. Everyone knows.</w:t>
-      </w:r>
-      <w:r>
-        <w:t xml:space="preserve"> </w:t>
-      </w:r>
-      <w:r>
-        <w:t xml:space="preserve">일레인: 선물처럼 보이죠. 하지만 숫자를 못 맞추면 그 사람은 떠나요. 그리고 다들 알게 되죠.</w:t>
+        <w:t xml:space="preserve">ELAINE: It looks like a gift. But miss the number, and he walks. And everyone in Austin will know he walked, which makes the next investor much harder to convince. That’s the handcuffs.</w:t>
+      </w:r>
+      <w:r>
+        <w:t xml:space="preserve"> </w:t>
+      </w:r>
+      <w:r>
+        <w:t xml:space="preserve">일레인: 선물처럼 보이죠. 하지만 숫자를 못 맞추면 그 사람은 떠나요. 그리고 오스틴 사람들은 다 그가 떠났다는 걸 알게 될 거고, 그러면 다음 투자자를 설득하기가 훨씬 어려워져요. 그게 수갑이에요.</w:t>
       </w:r>
     </w:p>
     <w:p>
@@ -2282,7 +2282,7 @@
     </w:p>
     <w:bookmarkEnd w:id="25"/>
     <w:bookmarkEnd w:id="26"/>
-    <w:bookmarkStart w:id="30" w:name="학습-부록"/>
+    <w:bookmarkStart w:id="31" w:name="학습-부록"/>
     <w:p>
       <w:pPr>
         <w:pStyle w:val="Heading2"/>
@@ -3122,8 +3122,287 @@
       </w:r>
     </w:p>
     <w:bookmarkEnd w:id="29"/>
+    <w:bookmarkStart w:id="30" w:name="긴-발화-분석"/>
+    <w:p>
+      <w:pPr>
+        <w:pStyle w:val="Heading3"/>
+      </w:pPr>
+      <w:r>
+        <w:t xml:space="preserve">④ 긴 발화 분석</w:t>
+      </w:r>
+    </w:p>
+    <w:p>
+      <w:pPr>
+        <w:pStyle w:val="BlockText"/>
+      </w:pPr>
+      <w:r>
+        <w:rPr>
+          <w:bCs/>
+          <w:b/>
+        </w:rPr>
+        <w:t xml:space="preserve">43턴 NOAH:</w:t>
+      </w:r>
+      <w:r>
+        <w:t xml:space="preserve"> </w:t>
+      </w:r>
+      <w:r>
+        <w:t xml:space="preserve">“</w:t>
+      </w:r>
+      <w:r>
+        <w:t xml:space="preserve">Because a new filler with a clear advantage usually reaches five to fifteen percent. Ten is the middle of that range, so it’s realistic, not optimistic. I’d rather under-promise here.</w:t>
+      </w:r>
+      <w:r>
+        <w:t xml:space="preserve">”</w:t>
+      </w:r>
+    </w:p>
+    <w:tbl>
+      <w:tblPr>
+        <w:tblStyle w:val="Table"/>
+        <w:tblW w:type="pct" w:w="5000"/>
+        <w:tblLook w:firstRow="1" w:lastRow="0" w:firstColumn="0" w:lastColumn="0" w:noHBand="0" w:noVBand="0" w:val="0020"/>
+        <w:jc w:val="start"/>
+      </w:tblPr>
+      <w:tblGrid>
+        <w:gridCol w:w="2640"/>
+        <w:gridCol w:w="2640"/>
+        <w:gridCol w:w="2640"/>
+      </w:tblGrid>
+      <w:tr>
+        <w:trPr>
+          <w:tblHeader w:val="true"/>
+        </w:trPr>
+        <w:tc>
+          <w:tcPr/>
+          <w:p>
+            <w:pPr>
+              <w:pStyle w:val="Compact"/>
+              <w:jc w:val="left"/>
+            </w:pPr>
+            <w:r>
+              <w:t xml:space="preserve">구조</w:t>
+            </w:r>
+          </w:p>
+        </w:tc>
+        <w:tc>
+          <w:tcPr/>
+          <w:p>
+            <w:pPr>
+              <w:pStyle w:val="Compact"/>
+              <w:jc w:val="left"/>
+            </w:pPr>
+            <w:r>
+              <w:t xml:space="preserve">영어</w:t>
+            </w:r>
+          </w:p>
+        </w:tc>
+        <w:tc>
+          <w:tcPr/>
+          <w:p>
+            <w:pPr>
+              <w:pStyle w:val="Compact"/>
+              <w:jc w:val="left"/>
+            </w:pPr>
+            <w:r>
+              <w:t xml:space="preserve">기능</w:t>
+            </w:r>
+          </w:p>
+        </w:tc>
+      </w:tr>
+      <w:tr>
+        <w:tc>
+          <w:tcPr/>
+          <w:p>
+            <w:pPr>
+              <w:pStyle w:val="Compact"/>
+              <w:jc w:val="left"/>
+            </w:pPr>
+            <w:r>
+              <w:t xml:space="preserve">① 근거(기준 범위)</w:t>
+            </w:r>
+          </w:p>
+        </w:tc>
+        <w:tc>
+          <w:tcPr/>
+          <w:p>
+            <w:pPr>
+              <w:pStyle w:val="Compact"/>
+              <w:jc w:val="left"/>
+            </w:pPr>
+            <w:r>
+              <w:t xml:space="preserve">Because a new filler with a clear advantage usually reaches five to fifteen percent.</w:t>
+            </w:r>
+          </w:p>
+        </w:tc>
+        <w:tc>
+          <w:tcPr/>
+          <w:p>
+            <w:pPr>
+              <w:pStyle w:val="Compact"/>
+              <w:jc w:val="left"/>
+            </w:pPr>
+            <w:r>
+              <w:t xml:space="preserve">내 숫자가 아니라 시장의 일반 기준부터 제시</w:t>
+            </w:r>
+          </w:p>
+        </w:tc>
+      </w:tr>
+      <w:tr>
+        <w:tc>
+          <w:tcPr/>
+          <w:p>
+            <w:pPr>
+              <w:pStyle w:val="Compact"/>
+              <w:jc w:val="left"/>
+            </w:pPr>
+            <w:r>
+              <w:t xml:space="preserve">② 위치(내 숫자)</w:t>
+            </w:r>
+          </w:p>
+        </w:tc>
+        <w:tc>
+          <w:tcPr/>
+          <w:p>
+            <w:pPr>
+              <w:pStyle w:val="Compact"/>
+              <w:jc w:val="left"/>
+            </w:pPr>
+            <w:r>
+              <w:t xml:space="preserve">Ten is the middle of that range, so it’s realistic, not optimistic.</w:t>
+            </w:r>
+          </w:p>
+        </w:tc>
+        <w:tc>
+          <w:tcPr/>
+          <w:p>
+            <w:pPr>
+              <w:pStyle w:val="Compact"/>
+              <w:jc w:val="left"/>
+            </w:pPr>
+            <w:r>
+              <w:t xml:space="preserve">기준 범위 안에서 내 숫자의 위치를 보여 주며</w:t>
+            </w:r>
+            <w:r>
+              <w:t xml:space="preserve"> </w:t>
+            </w:r>
+            <w:r>
+              <w:t xml:space="preserve">“</w:t>
+            </w:r>
+            <w:r>
+              <w:t xml:space="preserve">A, not B</w:t>
+            </w:r>
+            <w:r>
+              <w:t xml:space="preserve">”</w:t>
+            </w:r>
+            <w:r>
+              <w:t xml:space="preserve">로 성격 규정</w:t>
+            </w:r>
+          </w:p>
+        </w:tc>
+      </w:tr>
+      <w:tr>
+        <w:tc>
+          <w:tcPr/>
+          <w:p>
+            <w:pPr>
+              <w:pStyle w:val="Compact"/>
+              <w:jc w:val="left"/>
+            </w:pPr>
+            <w:r>
+              <w:t xml:space="preserve">③ 태도(신뢰)</w:t>
+            </w:r>
+          </w:p>
+        </w:tc>
+        <w:tc>
+          <w:tcPr/>
+          <w:p>
+            <w:pPr>
+              <w:pStyle w:val="Compact"/>
+              <w:jc w:val="left"/>
+            </w:pPr>
+            <w:r>
+              <w:t xml:space="preserve">I’d rather under-promise here.</w:t>
+            </w:r>
+          </w:p>
+        </w:tc>
+        <w:tc>
+          <w:tcPr/>
+          <w:p>
+            <w:pPr>
+              <w:pStyle w:val="Compact"/>
+              <w:jc w:val="left"/>
+            </w:pPr>
+            <w:r>
+              <w:t xml:space="preserve">보수적으로 잡았다는 태도로 투자자의 신뢰 확보</w:t>
+            </w:r>
+          </w:p>
+        </w:tc>
+      </w:tr>
+    </w:tbl>
+    <w:p>
+      <w:pPr>
+        <w:pStyle w:val="BodyText"/>
+      </w:pPr>
+      <w:r>
+        <w:rPr>
+          <w:bCs/>
+          <w:b/>
+        </w:rPr>
+        <w:t xml:space="preserve">활용 패턴:</w:t>
+      </w:r>
+      <w:r>
+        <w:t xml:space="preserve"> </w:t>
+      </w:r>
+      <w:r>
+        <w:t xml:space="preserve">업계 기준 범위 → 내 숫자는 그 안의 어디인가 →</w:t>
+      </w:r>
+      <w:r>
+        <w:t xml:space="preserve"> </w:t>
+      </w:r>
+      <w:r>
+        <w:t xml:space="preserve">“</w:t>
+      </w:r>
+      <w:r>
+        <w:t xml:space="preserve">I’d rather under-promise.</w:t>
+      </w:r>
+      <w:r>
+        <w:t xml:space="preserve">”</w:t>
+      </w:r>
+      <w:r>
+        <w:t xml:space="preserve"> </w:t>
+      </w:r>
+      <w:r>
+        <w:rPr>
+          <w:bCs/>
+          <w:b/>
+        </w:rPr>
+        <w:t xml:space="preserve">연결 표현:</w:t>
+      </w:r>
+      <w:r>
+        <w:t xml:space="preserve"> </w:t>
+      </w:r>
+      <w:r>
+        <w:t xml:space="preserve">usually reaches…(보통 ~에 도달한다) · so it’s A, not B(그래서 B가 아니라 A다) · I’d rather…(차라리 ~하겠다)</w:t>
+      </w:r>
+      <w:r>
+        <w:t xml:space="preserve"> </w:t>
+      </w:r>
+      <w:r>
+        <w:rPr>
+          <w:bCs/>
+          <w:b/>
+        </w:rPr>
+        <w:t xml:space="preserve">연습:</w:t>
+      </w:r>
+      <w:r>
+        <w:t xml:space="preserve"> </w:t>
+      </w:r>
+      <w:r>
+        <w:t xml:space="preserve">내년 매출 성장률 20%를 왜 그렇게 잡았는지 묻는 상사에게 같은 구조로 30단어 안팎으로 답해 보기.</w:t>
+      </w:r>
+    </w:p>
     <w:bookmarkEnd w:id="30"/>
     <w:bookmarkEnd w:id="31"/>
+    <w:bookmarkEnd w:id="32"/>
     <w:sectPr/>
   </w:body>
 </w:document>

--- a/대본/2부/05화_The_Seed_Pitch.docx
+++ b/대본/2부/05화_The_Seed_Pitch.docx
@@ -2,7 +2,7 @@
 <file path=word/document.xml><?xml version="1.0" encoding="utf-8"?>
 <w:document xmlns:w="http://schemas.openxmlformats.org/wordprocessingml/2006/main" xmlns:m="http://schemas.openxmlformats.org/officeDocument/2006/math" xmlns:r="http://schemas.openxmlformats.org/officeDocument/2006/relationships" xmlns:o="urn:schemas-microsoft-com:office:office" xmlns:v="urn:schemas-microsoft-com:vml" xmlns:w10="urn:schemas-microsoft-com:office:word" xmlns:a="http://schemas.openxmlformats.org/drawingml/2006/main" xmlns:pic="http://schemas.openxmlformats.org/drawingml/2006/picture" xmlns:wp="http://schemas.openxmlformats.org/drawingml/2006/wordprocessingDrawing">
   <w:body>
-    <w:bookmarkStart w:id="32" w:name="ship-it-2부-5화"/>
+    <w:bookmarkStart w:id="38" w:name="ship-it-2부-5화"/>
     <w:p>
       <w:pPr>
         <w:pStyle w:val="Heading1"/>
@@ -153,69 +153,39 @@
     </w:p>
     <w:p>
       <w:pPr>
-        <w:numPr>
-          <w:ilvl w:val="0"/>
-          <w:numId w:val="1001"/>
-        </w:numPr>
+        <w:pStyle w:val="FirstParagraph"/>
       </w:pPr>
       <w:r>
         <w:t xml:space="preserve">ELAINE: Are you in the parking lot? Good. Five minutes. Listen carefully.</w:t>
       </w:r>
+    </w:p>
+    <w:p>
+      <w:pPr>
+        <w:pStyle w:val="BodyText"/>
+      </w:pPr>
+      <w:r>
+        <w:t xml:space="preserve">NOAH: We’re listening. All three of us.</w:t>
+      </w:r>
+    </w:p>
+    <w:p>
+      <w:pPr>
+        <w:pStyle w:val="BodyText"/>
+      </w:pPr>
+      <w:r>
+        <w:t xml:space="preserve">ELAINE: Richard asks one question in twenty different ways. How big can this get?</w:t>
+      </w:r>
+    </w:p>
+    <w:p>
+      <w:pPr>
+        <w:pStyle w:val="BodyText"/>
+      </w:pPr>
+      <w:r>
+        <w:t xml:space="preserve">PRIYA: Not</w:t>
+      </w:r>
       <w:r>
         <w:t xml:space="preserve"> </w:t>
       </w:r>
       <w:r>
-        <w:t xml:space="preserve">일레인: 주차장이에요? 좋아요. 5분이요. 잘 들어요.</w:t>
-      </w:r>
-    </w:p>
-    <w:p>
-      <w:pPr>
-        <w:numPr>
-          <w:ilvl w:val="0"/>
-          <w:numId w:val="1001"/>
-        </w:numPr>
-      </w:pPr>
-      <w:r>
-        <w:t xml:space="preserve">NOAH: We’re listening. All three of us.</w:t>
-      </w:r>
-      <w:r>
-        <w:t xml:space="preserve"> </w:t>
-      </w:r>
-      <w:r>
-        <w:t xml:space="preserve">노아: 듣고 있어요. 셋 다요.</w:t>
-      </w:r>
-    </w:p>
-    <w:p>
-      <w:pPr>
-        <w:numPr>
-          <w:ilvl w:val="0"/>
-          <w:numId w:val="1001"/>
-        </w:numPr>
-      </w:pPr>
-      <w:r>
-        <w:t xml:space="preserve">ELAINE: Richard asks one question in twenty different ways. How big can this get?</w:t>
-      </w:r>
-      <w:r>
-        <w:t xml:space="preserve"> </w:t>
-      </w:r>
-      <w:r>
-        <w:t xml:space="preserve">일레인: 리처드는 한 가지 질문을 스무 가지 방식으로 해요. 이게 얼마나 커질 수 있나?</w:t>
-      </w:r>
-    </w:p>
-    <w:p>
-      <w:pPr>
-        <w:numPr>
-          <w:ilvl w:val="0"/>
-          <w:numId w:val="1001"/>
-        </w:numPr>
-      </w:pPr>
-      <w:r>
-        <w:t xml:space="preserve">PRIYA: Not</w:t>
-      </w:r>
-      <w:r>
-        <w:t xml:space="preserve"> </w:t>
-      </w:r>
-      <w:r>
         <w:t xml:space="preserve">“</w:t>
       </w:r>
       <w:r>
@@ -227,213 +197,93 @@
       <w:r>
         <w:t xml:space="preserve">?</w:t>
       </w:r>
-      <w:r>
-        <w:t xml:space="preserve"> </w:t>
-      </w:r>
-      <w:r>
-        <w:t xml:space="preserve">프리야:</w:t>
-      </w:r>
-      <w:r>
-        <w:t xml:space="preserve"> </w:t>
-      </w:r>
-      <w:r>
-        <w:t xml:space="preserve">“</w:t>
-      </w:r>
-      <w:r>
-        <w:t xml:space="preserve">화학이 작동하나</w:t>
-      </w:r>
-      <w:r>
-        <w:t xml:space="preserve">”</w:t>
-      </w:r>
-      <w:r>
-        <w:t xml:space="preserve">가 아니고요?</w:t>
-      </w:r>
-    </w:p>
-    <w:p>
-      <w:pPr>
-        <w:numPr>
-          <w:ilvl w:val="0"/>
-          <w:numId w:val="1001"/>
-        </w:numPr>
+    </w:p>
+    <w:p>
+      <w:pPr>
+        <w:pStyle w:val="BodyText"/>
       </w:pPr>
       <w:r>
         <w:t xml:space="preserve">ELAINE: He assumes you’ll figure out the chemistry. He bets on size.</w:t>
       </w:r>
-      <w:r>
-        <w:t xml:space="preserve"> </w:t>
-      </w:r>
-      <w:r>
-        <w:t xml:space="preserve">일레인: 화학은 당신들이 해결할 거라고 가정해요. 그 사람은 규모에 베팅하죠.</w:t>
-      </w:r>
-    </w:p>
-    <w:p>
-      <w:pPr>
-        <w:numPr>
-          <w:ilvl w:val="0"/>
-          <w:numId w:val="1001"/>
-        </w:numPr>
+    </w:p>
+    <w:p>
+      <w:pPr>
+        <w:pStyle w:val="BodyText"/>
       </w:pPr>
       <w:r>
         <w:t xml:space="preserve">ELENA: And if we can’t answer?</w:t>
       </w:r>
-      <w:r>
-        <w:t xml:space="preserve"> </w:t>
-      </w:r>
-      <w:r>
-        <w:t xml:space="preserve">엘레나: 우리가 답을 못 하면요?</w:t>
-      </w:r>
-    </w:p>
-    <w:p>
-      <w:pPr>
-        <w:numPr>
-          <w:ilvl w:val="0"/>
-          <w:numId w:val="1001"/>
-        </w:numPr>
+    </w:p>
+    <w:p>
+      <w:pPr>
+        <w:pStyle w:val="BodyText"/>
       </w:pPr>
       <w:r>
         <w:t xml:space="preserve">ELAINE: Then you’re a nice science project. He doesn’t fund science projects. He funds companies that could return his whole fund, so every answer you give should point toward size.</w:t>
       </w:r>
-      <w:r>
-        <w:t xml:space="preserve"> </w:t>
-      </w:r>
-      <w:r>
-        <w:t xml:space="preserve">일레인: 그럼 괜찮은 과학 프로젝트일 뿐이에요. 그 사람은 과학 프로젝트에 투자 안 해요. 펀드 전체를 돌려줄 수 있는 회사에 투자하죠. 그러니까 모든 대답이 규모를 향해야 해요.</w:t>
-      </w:r>
-    </w:p>
-    <w:p>
-      <w:pPr>
-        <w:numPr>
-          <w:ilvl w:val="0"/>
-          <w:numId w:val="1001"/>
-        </w:numPr>
+    </w:p>
+    <w:p>
+      <w:pPr>
+        <w:pStyle w:val="BodyText"/>
       </w:pPr>
       <w:r>
         <w:t xml:space="preserve">NOAH: Got it. Anything else?</w:t>
       </w:r>
-      <w:r>
-        <w:t xml:space="preserve"> </w:t>
-      </w:r>
-      <w:r>
-        <w:t xml:space="preserve">노아: 알겠어요. 또 있어요?</w:t>
-      </w:r>
-    </w:p>
-    <w:p>
-      <w:pPr>
-        <w:numPr>
-          <w:ilvl w:val="0"/>
-          <w:numId w:val="1001"/>
-        </w:numPr>
+    </w:p>
+    <w:p>
+      <w:pPr>
+        <w:pStyle w:val="BodyText"/>
       </w:pPr>
       <w:r>
         <w:t xml:space="preserve">ELAINE: He’ll interrupt you. Don’t take it personally. It means he’s interested.</w:t>
       </w:r>
-      <w:r>
-        <w:t xml:space="preserve"> </w:t>
-      </w:r>
-      <w:r>
-        <w:t xml:space="preserve">일레인: 말을 끊을 거예요. 개인적으로 받아들이지 마요. 관심 있다는 뜻이에요.</w:t>
-      </w:r>
-    </w:p>
-    <w:p>
-      <w:pPr>
-        <w:numPr>
-          <w:ilvl w:val="0"/>
-          <w:numId w:val="1001"/>
-        </w:numPr>
+    </w:p>
+    <w:p>
+      <w:pPr>
+        <w:pStyle w:val="BodyText"/>
       </w:pPr>
       <w:r>
         <w:t xml:space="preserve">PRIYA: And if he doesn’t interrupt?</w:t>
       </w:r>
-      <w:r>
-        <w:t xml:space="preserve"> </w:t>
-      </w:r>
-      <w:r>
-        <w:t xml:space="preserve">프리야: 안 끊으면요?</w:t>
-      </w:r>
-    </w:p>
-    <w:p>
-      <w:pPr>
-        <w:numPr>
-          <w:ilvl w:val="0"/>
-          <w:numId w:val="1001"/>
-        </w:numPr>
+    </w:p>
+    <w:p>
+      <w:pPr>
+        <w:pStyle w:val="BodyText"/>
       </w:pPr>
       <w:r>
         <w:t xml:space="preserve">ELAINE: Then he’s checking his email. Under the table.</w:t>
       </w:r>
-      <w:r>
-        <w:t xml:space="preserve"> </w:t>
-      </w:r>
-      <w:r>
-        <w:t xml:space="preserve">일레인: 그럼 테이블 밑으로 이메일 확인하고 있는 거예요.</w:t>
-      </w:r>
-    </w:p>
-    <w:p>
-      <w:pPr>
-        <w:numPr>
-          <w:ilvl w:val="0"/>
-          <w:numId w:val="1001"/>
-        </w:numPr>
+    </w:p>
+    <w:p>
+      <w:pPr>
+        <w:pStyle w:val="BodyText"/>
       </w:pPr>
       <w:r>
         <w:t xml:space="preserve">ELENA: Good to know.</w:t>
       </w:r>
-      <w:r>
-        <w:t xml:space="preserve"> </w:t>
-      </w:r>
-      <w:r>
-        <w:t xml:space="preserve">엘레나: 알아 두면 좋겠네요.</w:t>
-      </w:r>
-    </w:p>
-    <w:p>
-      <w:pPr>
-        <w:numPr>
-          <w:ilvl w:val="0"/>
-          <w:numId w:val="1001"/>
-        </w:numPr>
+    </w:p>
+    <w:p>
+      <w:pPr>
+        <w:pStyle w:val="BodyText"/>
       </w:pPr>
       <w:r>
         <w:t xml:space="preserve">ELAINE: One more thing. I have pro rata rights. I’ll invest again if he leads.</w:t>
       </w:r>
-      <w:r>
-        <w:t xml:space="preserve"> </w:t>
-      </w:r>
-      <w:r>
-        <w:t xml:space="preserve">일레인: 하나 더요. 나한테 프로라타가 있잖아요. 그 사람이 리드하면 나도 다시 투자할 거예요.</w:t>
-      </w:r>
-    </w:p>
-    <w:p>
-      <w:pPr>
-        <w:numPr>
-          <w:ilvl w:val="0"/>
-          <w:numId w:val="1001"/>
-        </w:numPr>
+    </w:p>
+    <w:p>
+      <w:pPr>
+        <w:pStyle w:val="BodyText"/>
       </w:pPr>
       <w:r>
         <w:t xml:space="preserve">NOAH: Thank you, Elaine. For everything.</w:t>
       </w:r>
-      <w:r>
-        <w:t xml:space="preserve"> </w:t>
-      </w:r>
-      <w:r>
-        <w:t xml:space="preserve">노아: 고마워요, 일레인. 전부 다요.</w:t>
-      </w:r>
-    </w:p>
-    <w:p>
-      <w:pPr>
-        <w:numPr>
-          <w:ilvl w:val="0"/>
-          <w:numId w:val="1001"/>
-        </w:numPr>
+    </w:p>
+    <w:p>
+      <w:pPr>
+        <w:pStyle w:val="BodyText"/>
       </w:pPr>
       <w:r>
         <w:t xml:space="preserve">ELAINE: Don’t thank me. Go make him interrupt you.</w:t>
-      </w:r>
-      <w:r>
-        <w:t xml:space="preserve"> </w:t>
-      </w:r>
-      <w:r>
-        <w:t xml:space="preserve">일레인: 고마워하지 마요. 가서 말을 끊게 만들어요.</w:t>
       </w:r>
     </w:p>
     <w:bookmarkEnd w:id="21"/>
@@ -448,597 +298,282 @@
     </w:p>
     <w:p>
       <w:pPr>
-        <w:numPr>
-          <w:ilvl w:val="0"/>
-          <w:numId w:val="1002"/>
-        </w:numPr>
+        <w:pStyle w:val="FirstParagraph"/>
       </w:pPr>
       <w:r>
         <w:t xml:space="preserve">RICHARD: Richard Hale. This is Jordan Pike, our analyst. Elaine speaks highly of you.</w:t>
       </w:r>
-      <w:r>
-        <w:t xml:space="preserve"> </w:t>
-      </w:r>
-      <w:r>
-        <w:t xml:space="preserve">리처드: 리처드 헤일입니다. 이쪽은 애널리스트 조던 파이크고요. 일레인이 여러분을 높이 평가하더군요.</w:t>
-      </w:r>
-    </w:p>
-    <w:p>
-      <w:pPr>
-        <w:numPr>
-          <w:ilvl w:val="0"/>
-          <w:numId w:val="1002"/>
-        </w:numPr>
+    </w:p>
+    <w:p>
+      <w:pPr>
+        <w:pStyle w:val="BodyText"/>
       </w:pPr>
       <w:r>
         <w:t xml:space="preserve">JORDAN: I read the deck last night. Twice.</w:t>
       </w:r>
-      <w:r>
-        <w:t xml:space="preserve"> </w:t>
-      </w:r>
-      <w:r>
-        <w:t xml:space="preserve">조던: 어젯밤에 덱을 읽었어요. 두 번이요.</w:t>
-      </w:r>
-    </w:p>
-    <w:p>
-      <w:pPr>
-        <w:numPr>
-          <w:ilvl w:val="0"/>
-          <w:numId w:val="1002"/>
-        </w:numPr>
+    </w:p>
+    <w:p>
+      <w:pPr>
+        <w:pStyle w:val="BodyText"/>
       </w:pPr>
       <w:r>
         <w:t xml:space="preserve">NOAH: Thank you both. I’ll keep it to twenty minutes.</w:t>
       </w:r>
-      <w:r>
-        <w:t xml:space="preserve"> </w:t>
-      </w:r>
-      <w:r>
-        <w:t xml:space="preserve">노아: 두 분 다 감사합니다. 20분 안에 끝낼게요.</w:t>
-      </w:r>
-    </w:p>
-    <w:p>
-      <w:pPr>
-        <w:numPr>
-          <w:ilvl w:val="0"/>
-          <w:numId w:val="1002"/>
-        </w:numPr>
+    </w:p>
+    <w:p>
+      <w:pPr>
+        <w:pStyle w:val="BodyText"/>
       </w:pPr>
       <w:r>
         <w:t xml:space="preserve">RICHARD: Take ten. I’ll ask questions with the other ten.</w:t>
       </w:r>
-      <w:r>
-        <w:t xml:space="preserve"> </w:t>
-      </w:r>
-      <w:r>
-        <w:t xml:space="preserve">리처드: 10분만 쓰세요. 나머지 10분은 내가 질문할게요.</w:t>
-      </w:r>
-    </w:p>
-    <w:p>
-      <w:pPr>
-        <w:numPr>
-          <w:ilvl w:val="0"/>
-          <w:numId w:val="1002"/>
-        </w:numPr>
+    </w:p>
+    <w:p>
+      <w:pPr>
+        <w:pStyle w:val="BodyText"/>
       </w:pPr>
       <w:r>
         <w:t xml:space="preserve">NOAH: Okay. Slide one. Veyra. The filler you can take back.</w:t>
       </w:r>
-      <w:r>
-        <w:t xml:space="preserve"> </w:t>
-      </w:r>
-      <w:r>
-        <w:t xml:space="preserve">노아: 좋습니다. 1번 슬라이드. Veyra. 되돌릴 수 있는 필러.</w:t>
-      </w:r>
-    </w:p>
-    <w:p>
-      <w:pPr>
-        <w:numPr>
-          <w:ilvl w:val="0"/>
-          <w:numId w:val="1002"/>
-        </w:numPr>
+    </w:p>
+    <w:p>
+      <w:pPr>
+        <w:pStyle w:val="BodyText"/>
       </w:pPr>
       <w:r>
         <w:t xml:space="preserve">RICHARD: Good line. Skip to the one thing. Elaine told me about it.</w:t>
       </w:r>
-      <w:r>
-        <w:t xml:space="preserve"> </w:t>
-      </w:r>
-      <w:r>
-        <w:t xml:space="preserve">리처드: 좋은 문장이네요. 핵심으로 넘어가요. 일레인이 말해 줬어요.</w:t>
-      </w:r>
-    </w:p>
-    <w:p>
-      <w:pPr>
-        <w:numPr>
-          <w:ilvl w:val="0"/>
-          <w:numId w:val="1002"/>
-        </w:numPr>
+    </w:p>
+    <w:p>
+      <w:pPr>
+        <w:pStyle w:val="BodyText"/>
       </w:pPr>
       <w:r>
         <w:t xml:space="preserve">NOAH: Twelve months of results and three times faster dissolution, at the same time. Today, doctors have to choose between a filler that lasts and one that dissolves easily. We don’t.</w:t>
       </w:r>
-      <w:r>
-        <w:t xml:space="preserve"> </w:t>
-      </w:r>
-      <w:r>
-        <w:t xml:space="preserve">노아: 12개월 효과와 세 배 빠른 용해를 동시에요. 지금 의사들은 오래가는 필러와 쉽게 녹는 필러 중 하나를 골라야 해요. 저희는 고를 필요가 없죠.</w:t>
-      </w:r>
-    </w:p>
-    <w:p>
-      <w:pPr>
-        <w:numPr>
-          <w:ilvl w:val="0"/>
-          <w:numId w:val="1002"/>
-        </w:numPr>
+    </w:p>
+    <w:p>
+      <w:pPr>
+        <w:pStyle w:val="BodyText"/>
       </w:pPr>
       <w:r>
         <w:t xml:space="preserve">RICHARD: Where are you today on those numbers?</w:t>
       </w:r>
-      <w:r>
-        <w:t xml:space="preserve"> </w:t>
-      </w:r>
-      <w:r>
-        <w:t xml:space="preserve">리처드: 그 숫자들에서 지금 어디쯤 와 있어요?</w:t>
-      </w:r>
-    </w:p>
-    <w:p>
-      <w:pPr>
-        <w:numPr>
-          <w:ilvl w:val="0"/>
-          <w:numId w:val="1002"/>
-        </w:numPr>
+    </w:p>
+    <w:p>
+      <w:pPr>
+        <w:pStyle w:val="BodyText"/>
       </w:pPr>
       <w:r>
         <w:t xml:space="preserve">PRIYA: In the lab, after sterilization, two point nine times faster.</w:t>
       </w:r>
-      <w:r>
-        <w:t xml:space="preserve"> </w:t>
-      </w:r>
-      <w:r>
-        <w:t xml:space="preserve">프리야: 실험실에서, 멸균 후에 2.9배 빨라요.</w:t>
-      </w:r>
-    </w:p>
-    <w:p>
-      <w:pPr>
-        <w:numPr>
-          <w:ilvl w:val="0"/>
-          <w:numId w:val="1002"/>
-        </w:numPr>
+    </w:p>
+    <w:p>
+      <w:pPr>
+        <w:pStyle w:val="BodyText"/>
       </w:pPr>
       <w:r>
         <w:t xml:space="preserve">RICHARD: Two point nine. Up from what?</w:t>
       </w:r>
-      <w:r>
-        <w:t xml:space="preserve"> </w:t>
-      </w:r>
-      <w:r>
-        <w:t xml:space="preserve">리처드: 2.9. 어디서부터 올라온 거예요?</w:t>
-      </w:r>
-    </w:p>
-    <w:p>
-      <w:pPr>
-        <w:numPr>
-          <w:ilvl w:val="0"/>
-          <w:numId w:val="1002"/>
-        </w:numPr>
+    </w:p>
+    <w:p>
+      <w:pPr>
+        <w:pStyle w:val="BodyText"/>
       </w:pPr>
       <w:r>
         <w:t xml:space="preserve">PRIYA: The original thesis showed two point four. Before sterilization.</w:t>
       </w:r>
-      <w:r>
-        <w:t xml:space="preserve"> </w:t>
-      </w:r>
-      <w:r>
-        <w:t xml:space="preserve">프리야: 원래 논문은 2.4였어요. 멸균 전 기준으로요.</w:t>
-      </w:r>
-    </w:p>
-    <w:p>
-      <w:pPr>
-        <w:numPr>
-          <w:ilvl w:val="0"/>
-          <w:numId w:val="1002"/>
-        </w:numPr>
+    </w:p>
+    <w:p>
+      <w:pPr>
+        <w:pStyle w:val="BodyText"/>
       </w:pPr>
       <w:r>
         <w:t xml:space="preserve">JORDAN: And the twelve months? How do you know it lasts?</w:t>
       </w:r>
-      <w:r>
-        <w:t xml:space="preserve"> </w:t>
-      </w:r>
-      <w:r>
-        <w:t xml:space="preserve">조던: 12개월은요? 오래가는 건 어떻게 알아요?</w:t>
-      </w:r>
-    </w:p>
-    <w:p>
-      <w:pPr>
-        <w:numPr>
-          <w:ilvl w:val="0"/>
-          <w:numId w:val="1002"/>
-        </w:numPr>
+    </w:p>
+    <w:p>
+      <w:pPr>
+        <w:pStyle w:val="BodyText"/>
       </w:pPr>
       <w:r>
         <w:t xml:space="preserve">PRIYA: We don’t yet. That’s what the animal study is for. The lab can show how fast it dissolves, but only real tissue can show how long it really lasts.</w:t>
       </w:r>
-      <w:r>
-        <w:t xml:space="preserve"> </w:t>
-      </w:r>
-      <w:r>
-        <w:t xml:space="preserve">프리야: 아직 몰라요. 그걸 위해 동물 시험을 하는 거예요. 실험실에선 얼마나 빨리 녹는지는 보여 줄 수 있지만, 실제로 얼마나 오래가는지는 진짜 조직에서만 알 수 있어요.</w:t>
-      </w:r>
-    </w:p>
-    <w:p>
-      <w:pPr>
-        <w:numPr>
-          <w:ilvl w:val="0"/>
-          <w:numId w:val="1002"/>
-        </w:numPr>
+    </w:p>
+    <w:p>
+      <w:pPr>
+        <w:pStyle w:val="BodyText"/>
       </w:pPr>
       <w:r>
         <w:t xml:space="preserve">RICHARD: Honest. Good. Continue, Noah. Market size.</w:t>
       </w:r>
-      <w:r>
-        <w:t xml:space="preserve"> </w:t>
-      </w:r>
-      <w:r>
-        <w:t xml:space="preserve">리처드: 솔직하네요. 좋아요. 계속해요, 노아. 시장 규모.</w:t>
-      </w:r>
-    </w:p>
-    <w:p>
-      <w:pPr>
-        <w:numPr>
-          <w:ilvl w:val="0"/>
-          <w:numId w:val="1002"/>
-        </w:numPr>
+    </w:p>
+    <w:p>
+      <w:pPr>
+        <w:pStyle w:val="BodyText"/>
       </w:pPr>
       <w:r>
         <w:t xml:space="preserve">NOAH: We use three numbers. TAM, SAM, and SOM.</w:t>
       </w:r>
-      <w:r>
-        <w:t xml:space="preserve"> </w:t>
-      </w:r>
-      <w:r>
-        <w:t xml:space="preserve">노아: 세 가지 숫자를 써요. TAM, SAM, SOM.</w:t>
-      </w:r>
-    </w:p>
-    <w:p>
-      <w:pPr>
-        <w:numPr>
-          <w:ilvl w:val="0"/>
-          <w:numId w:val="1002"/>
-        </w:numPr>
+    </w:p>
+    <w:p>
+      <w:pPr>
+        <w:pStyle w:val="BodyText"/>
       </w:pPr>
       <w:r>
         <w:t xml:space="preserve">ELENA: Marcus would be thrilled. Three more acronyms.</w:t>
       </w:r>
-      <w:r>
-        <w:t xml:space="preserve"> </w:t>
-      </w:r>
-      <w:r>
-        <w:t xml:space="preserve">엘레나: 마커스가 좋아하겠네요. 약자가 세 개 더.</w:t>
-      </w:r>
-    </w:p>
-    <w:p>
-      <w:pPr>
-        <w:numPr>
-          <w:ilvl w:val="0"/>
-          <w:numId w:val="1002"/>
-        </w:numPr>
+    </w:p>
+    <w:p>
+      <w:pPr>
+        <w:pStyle w:val="BodyText"/>
       </w:pPr>
       <w:r>
         <w:t xml:space="preserve">NOAH: TAM is the total addressable market. Every dermal filler sold in the US.</w:t>
       </w:r>
-      <w:r>
-        <w:t xml:space="preserve"> </w:t>
-      </w:r>
-      <w:r>
-        <w:t xml:space="preserve">노아: TAM은 전체 시장이에요. 미국에서 팔리는 모든 피부 필러.</w:t>
-      </w:r>
-    </w:p>
-    <w:p>
-      <w:pPr>
-        <w:numPr>
-          <w:ilvl w:val="0"/>
-          <w:numId w:val="1002"/>
-        </w:numPr>
+    </w:p>
+    <w:p>
+      <w:pPr>
+        <w:pStyle w:val="BodyText"/>
       </w:pPr>
       <w:r>
         <w:t xml:space="preserve">RICHARD: How big?</w:t>
       </w:r>
-      <w:r>
-        <w:t xml:space="preserve"> </w:t>
-      </w:r>
-      <w:r>
-        <w:t xml:space="preserve">리처드: 얼마나 커요?</w:t>
-      </w:r>
-    </w:p>
-    <w:p>
-      <w:pPr>
-        <w:numPr>
-          <w:ilvl w:val="0"/>
-          <w:numId w:val="1002"/>
-        </w:numPr>
+    </w:p>
+    <w:p>
+      <w:pPr>
+        <w:pStyle w:val="BodyText"/>
       </w:pPr>
       <w:r>
         <w:t xml:space="preserve">NOAH: Public reports say two to three billion dollars a year. And growing.</w:t>
       </w:r>
-      <w:r>
-        <w:t xml:space="preserve"> </w:t>
-      </w:r>
-      <w:r>
-        <w:t xml:space="preserve">노아: 공개 보고서로는 연간 20억에서 30억 달러예요. 그리고 성장 중이고요.</w:t>
-      </w:r>
-    </w:p>
-    <w:p>
-      <w:pPr>
-        <w:numPr>
-          <w:ilvl w:val="0"/>
-          <w:numId w:val="1002"/>
-        </w:numPr>
+    </w:p>
+    <w:p>
+      <w:pPr>
+        <w:pStyle w:val="BodyText"/>
       </w:pPr>
       <w:r>
         <w:t xml:space="preserve">RICHARD: Okay. SAM?</w:t>
       </w:r>
-      <w:r>
-        <w:t xml:space="preserve"> </w:t>
-      </w:r>
-      <w:r>
-        <w:t xml:space="preserve">리처드: 좋아요. SAM은?</w:t>
-      </w:r>
-    </w:p>
-    <w:p>
-      <w:pPr>
-        <w:numPr>
-          <w:ilvl w:val="0"/>
-          <w:numId w:val="1002"/>
-        </w:numPr>
+    </w:p>
+    <w:p>
+      <w:pPr>
+        <w:pStyle w:val="BodyText"/>
       </w:pPr>
       <w:r>
         <w:t xml:space="preserve">NOAH: Serviceable available market. The part we can actually reach. Smile lines and cheeks.</w:t>
       </w:r>
-      <w:r>
-        <w:t xml:space="preserve"> </w:t>
-      </w:r>
-      <w:r>
-        <w:t xml:space="preserve">노아: 유효 시장이요. 우리가 실제로 닿을 수 있는 부분. 팔자주름과 볼.</w:t>
-      </w:r>
-    </w:p>
-    <w:p>
-      <w:pPr>
-        <w:numPr>
-          <w:ilvl w:val="0"/>
-          <w:numId w:val="1002"/>
-        </w:numPr>
+    </w:p>
+    <w:p>
+      <w:pPr>
+        <w:pStyle w:val="BodyText"/>
       </w:pPr>
       <w:r>
         <w:t xml:space="preserve">RICHARD: Why not lips? Lips are hot.</w:t>
       </w:r>
-      <w:r>
-        <w:t xml:space="preserve"> </w:t>
-      </w:r>
-      <w:r>
-        <w:t xml:space="preserve">리처드: 입술은 왜 빼요? 입술이 대세잖아요.</w:t>
-      </w:r>
-    </w:p>
-    <w:p>
-      <w:pPr>
-        <w:numPr>
-          <w:ilvl w:val="0"/>
-          <w:numId w:val="1002"/>
-        </w:numPr>
+    </w:p>
+    <w:p>
+      <w:pPr>
+        <w:pStyle w:val="BodyText"/>
       </w:pPr>
       <w:r>
         <w:t xml:space="preserve">NOAH: Lips are our second product. We start where the path is clearest.</w:t>
       </w:r>
-      <w:r>
-        <w:t xml:space="preserve"> </w:t>
-      </w:r>
-      <w:r>
-        <w:t xml:space="preserve">노아: 입술은 두 번째 제품이에요. 길이 가장 분명한 곳에서 시작해요.</w:t>
-      </w:r>
-    </w:p>
-    <w:p>
-      <w:pPr>
-        <w:numPr>
-          <w:ilvl w:val="0"/>
-          <w:numId w:val="1002"/>
-        </w:numPr>
+    </w:p>
+    <w:p>
+      <w:pPr>
+        <w:pStyle w:val="BodyText"/>
       </w:pPr>
       <w:r>
         <w:t xml:space="preserve">ELENA: The FDA path for smile lines is well known. Lower trial risk.</w:t>
       </w:r>
-      <w:r>
-        <w:t xml:space="preserve"> </w:t>
-      </w:r>
-      <w:r>
-        <w:t xml:space="preserve">엘레나: 팔자주름의 FDA 경로는 잘 알려져 있어요. 임상 리스크가 낮죠.</w:t>
-      </w:r>
-    </w:p>
-    <w:p>
-      <w:pPr>
-        <w:numPr>
-          <w:ilvl w:val="0"/>
-          <w:numId w:val="1002"/>
-        </w:numPr>
+    </w:p>
+    <w:p>
+      <w:pPr>
+        <w:pStyle w:val="BodyText"/>
       </w:pPr>
       <w:r>
         <w:t xml:space="preserve">RICHARD: Fine. And SOM?</w:t>
       </w:r>
-      <w:r>
-        <w:t xml:space="preserve"> </w:t>
-      </w:r>
-      <w:r>
-        <w:t xml:space="preserve">리처드: 좋아요. 그럼 SOM은?</w:t>
-      </w:r>
-    </w:p>
-    <w:p>
-      <w:pPr>
-        <w:numPr>
-          <w:ilvl w:val="0"/>
-          <w:numId w:val="1002"/>
-        </w:numPr>
+    </w:p>
+    <w:p>
+      <w:pPr>
+        <w:pStyle w:val="BodyText"/>
       </w:pPr>
       <w:r>
         <w:t xml:space="preserve">NOAH: Serviceable obtainable market. What we can realistically win. Ten percent in five years.</w:t>
       </w:r>
-      <w:r>
-        <w:t xml:space="preserve"> </w:t>
-      </w:r>
-      <w:r>
-        <w:t xml:space="preserve">노아: 확보 가능 시장이요. 현실적으로 따낼 수 있는 부분. 5년 안에 10퍼센트.</w:t>
-      </w:r>
-    </w:p>
-    <w:p>
-      <w:pPr>
-        <w:numPr>
-          <w:ilvl w:val="0"/>
-          <w:numId w:val="1002"/>
-        </w:numPr>
+    </w:p>
+    <w:p>
+      <w:pPr>
+        <w:pStyle w:val="BodyText"/>
       </w:pPr>
       <w:r>
         <w:t xml:space="preserve">JORDAN: Ten percent. Why ten? Why not five or twenty?</w:t>
       </w:r>
-      <w:r>
-        <w:t xml:space="preserve"> </w:t>
-      </w:r>
-      <w:r>
-        <w:t xml:space="preserve">조던: 10퍼센트요. 왜 10이에요? 5나 20이 아니고?</w:t>
-      </w:r>
-    </w:p>
-    <w:p>
-      <w:pPr>
-        <w:numPr>
-          <w:ilvl w:val="0"/>
-          <w:numId w:val="1002"/>
-        </w:numPr>
+    </w:p>
+    <w:p>
+      <w:pPr>
+        <w:pStyle w:val="BodyText"/>
       </w:pPr>
       <w:r>
         <w:t xml:space="preserve">NOAH: Because a new filler with a clear advantage usually reaches five to fifteen percent. Ten is the middle of that range, so it’s realistic, not optimistic. I’d rather under-promise here.</w:t>
       </w:r>
-      <w:r>
-        <w:t xml:space="preserve"> </w:t>
-      </w:r>
-      <w:r>
-        <w:t xml:space="preserve">노아: 뚜렷한 장점이 있는 새 필러는 보통 5에서 15퍼센트에 도달하거든요. 10은 그 범위의 중간이라 낙관적인 게 아니라 현실적인 숫자예요. 여기선 차라리 덜 약속하는 게 낫다고 봐요.</w:t>
-      </w:r>
-    </w:p>
-    <w:p>
-      <w:pPr>
-        <w:numPr>
-          <w:ilvl w:val="0"/>
-          <w:numId w:val="1002"/>
-        </w:numPr>
+    </w:p>
+    <w:p>
+      <w:pPr>
+        <w:pStyle w:val="BodyText"/>
       </w:pPr>
       <w:r>
         <w:t xml:space="preserve">RICHARD: Usually. Who says?</w:t>
       </w:r>
-      <w:r>
-        <w:t xml:space="preserve"> </w:t>
-      </w:r>
-      <w:r>
-        <w:t xml:space="preserve">리처드: 보통이라. 누가 그래요?</w:t>
-      </w:r>
-    </w:p>
-    <w:p>
-      <w:pPr>
-        <w:numPr>
-          <w:ilvl w:val="0"/>
-          <w:numId w:val="1002"/>
-        </w:numPr>
+    </w:p>
+    <w:p>
+      <w:pPr>
+        <w:pStyle w:val="BodyText"/>
       </w:pPr>
       <w:r>
         <w:t xml:space="preserve">NOAH: Past launches. Public data. I’ll send the sources tonight.</w:t>
       </w:r>
-      <w:r>
-        <w:t xml:space="preserve"> </w:t>
-      </w:r>
-      <w:r>
-        <w:t xml:space="preserve">노아: 과거 출시 사례들이요. 공개 데이터고요. 오늘 밤 출처를 보낼게요.</w:t>
-      </w:r>
-    </w:p>
-    <w:p>
-      <w:pPr>
-        <w:numPr>
-          <w:ilvl w:val="0"/>
-          <w:numId w:val="1002"/>
-        </w:numPr>
+    </w:p>
+    <w:p>
+      <w:pPr>
+        <w:pStyle w:val="BodyText"/>
       </w:pPr>
       <w:r>
         <w:t xml:space="preserve">RICHARD: You’ll send them? Or you have them?</w:t>
       </w:r>
-      <w:r>
-        <w:t xml:space="preserve"> </w:t>
-      </w:r>
-      <w:r>
-        <w:t xml:space="preserve">리처드: 보낼 거예요? 아니면 갖고 있어요?</w:t>
-      </w:r>
-    </w:p>
-    <w:p>
-      <w:pPr>
-        <w:numPr>
-          <w:ilvl w:val="0"/>
-          <w:numId w:val="1002"/>
-        </w:numPr>
+    </w:p>
+    <w:p>
+      <w:pPr>
+        <w:pStyle w:val="BodyText"/>
       </w:pPr>
       <w:r>
         <w:t xml:space="preserve">NOAH: I have them. Appendix, slide fourteen.</w:t>
       </w:r>
-      <w:r>
-        <w:t xml:space="preserve"> </w:t>
-      </w:r>
-      <w:r>
-        <w:t xml:space="preserve">노아: 갖고 있어요. 부록, 14번 슬라이드요.</w:t>
-      </w:r>
-    </w:p>
-    <w:p>
-      <w:pPr>
-        <w:numPr>
-          <w:ilvl w:val="0"/>
-          <w:numId w:val="1002"/>
-        </w:numPr>
+    </w:p>
+    <w:p>
+      <w:pPr>
+        <w:pStyle w:val="BodyText"/>
       </w:pPr>
       <w:r>
         <w:t xml:space="preserve">JORDAN: He does. I saw it last night.</w:t>
       </w:r>
-      <w:r>
-        <w:t xml:space="preserve"> </w:t>
-      </w:r>
-      <w:r>
-        <w:t xml:space="preserve">조던: 있어요. 어젯밤에 봤어요.</w:t>
-      </w:r>
-    </w:p>
-    <w:p>
-      <w:pPr>
-        <w:numPr>
-          <w:ilvl w:val="0"/>
-          <w:numId w:val="1002"/>
-        </w:numPr>
+    </w:p>
+    <w:p>
+      <w:pPr>
+        <w:pStyle w:val="BodyText"/>
       </w:pPr>
       <w:r>
         <w:t xml:space="preserve">RICHARD: Good. You’ve learned your numbers. Elaine said you didn’t, last fall.</w:t>
       </w:r>
-      <w:r>
-        <w:t xml:space="preserve"> </w:t>
-      </w:r>
-      <w:r>
-        <w:t xml:space="preserve">리처드: 좋아요. 숫자를 익혔군요. 일레인 말로는 작년 가을엔 아니었다던데.</w:t>
-      </w:r>
-    </w:p>
-    <w:p>
-      <w:pPr>
-        <w:numPr>
-          <w:ilvl w:val="0"/>
-          <w:numId w:val="1002"/>
-        </w:numPr>
+    </w:p>
+    <w:p>
+      <w:pPr>
+        <w:pStyle w:val="BodyText"/>
       </w:pPr>
       <w:r>
         <w:t xml:space="preserve">NOAH: She was right. I spent a winter memorizing them.</w:t>
-      </w:r>
-      <w:r>
-        <w:t xml:space="preserve"> </w:t>
-      </w:r>
-      <w:r>
-        <w:t xml:space="preserve">노아: 맞는 말이었어요. 겨울 내내 외웠어요.</w:t>
       </w:r>
     </w:p>
     <w:bookmarkEnd w:id="22"/>
@@ -1065,512 +600,242 @@
     </w:p>
     <w:p>
       <w:pPr>
-        <w:numPr>
-          <w:ilvl w:val="0"/>
-          <w:numId w:val="1003"/>
-        </w:numPr>
+        <w:pStyle w:val="FirstParagraph"/>
       </w:pPr>
       <w:r>
         <w:t xml:space="preserve">RICHARD: Now, my real question. What’s the path to a billion?</w:t>
       </w:r>
-      <w:r>
-        <w:t xml:space="preserve"> </w:t>
-      </w:r>
-      <w:r>
-        <w:t xml:space="preserve">리처드: 자, 진짜 질문이요. 10억 달러까지 가는 길이 뭐예요?</w:t>
-      </w:r>
-    </w:p>
-    <w:p>
-      <w:pPr>
-        <w:numPr>
-          <w:ilvl w:val="0"/>
-          <w:numId w:val="1003"/>
-        </w:numPr>
+    </w:p>
+    <w:p>
+      <w:pPr>
+        <w:pStyle w:val="BodyText"/>
       </w:pPr>
       <w:r>
         <w:t xml:space="preserve">NOAH: A billion in revenue? Or company value?</w:t>
       </w:r>
-      <w:r>
-        <w:t xml:space="preserve"> </w:t>
-      </w:r>
-      <w:r>
-        <w:t xml:space="preserve">노아: 매출 10억이요? 아니면 기업 가치요?</w:t>
-      </w:r>
-    </w:p>
-    <w:p>
-      <w:pPr>
-        <w:numPr>
-          <w:ilvl w:val="0"/>
-          <w:numId w:val="1003"/>
-        </w:numPr>
+    </w:p>
+    <w:p>
+      <w:pPr>
+        <w:pStyle w:val="BodyText"/>
       </w:pPr>
       <w:r>
         <w:t xml:space="preserve">RICHARD: Value. I need to believe this company could be worth a billion.</w:t>
       </w:r>
-      <w:r>
-        <w:t xml:space="preserve"> </w:t>
-      </w:r>
-      <w:r>
-        <w:t xml:space="preserve">리처드: 가치요. 이 회사가 10억 달러의 가치가 될 수 있다고 믿어야 해요.</w:t>
-      </w:r>
-    </w:p>
-    <w:p>
-      <w:pPr>
-        <w:numPr>
-          <w:ilvl w:val="0"/>
-          <w:numId w:val="1003"/>
-        </w:numPr>
+    </w:p>
+    <w:p>
+      <w:pPr>
+        <w:pStyle w:val="BodyText"/>
       </w:pPr>
       <w:r>
         <w:t xml:space="preserve">NOAH: Ten percent of the market is about three hundred million in revenue.</w:t>
       </w:r>
-      <w:r>
-        <w:t xml:space="preserve"> </w:t>
-      </w:r>
-      <w:r>
-        <w:t xml:space="preserve">노아: 시장의 10퍼센트면 매출 약 3억 달러예요.</w:t>
-      </w:r>
-    </w:p>
-    <w:p>
-      <w:pPr>
-        <w:numPr>
-          <w:ilvl w:val="0"/>
-          <w:numId w:val="1003"/>
-        </w:numPr>
+    </w:p>
+    <w:p>
+      <w:pPr>
+        <w:pStyle w:val="BodyText"/>
       </w:pPr>
       <w:r>
         <w:t xml:space="preserve">RICHARD: And?</w:t>
       </w:r>
-      <w:r>
-        <w:t xml:space="preserve"> </w:t>
-      </w:r>
-      <w:r>
-        <w:t xml:space="preserve">리처드: 그리고요?</w:t>
-      </w:r>
-    </w:p>
-    <w:p>
-      <w:pPr>
-        <w:numPr>
-          <w:ilvl w:val="0"/>
-          <w:numId w:val="1003"/>
-        </w:numPr>
+    </w:p>
+    <w:p>
+      <w:pPr>
+        <w:pStyle w:val="BodyText"/>
       </w:pPr>
       <w:r>
         <w:t xml:space="preserve">NOAH: Fillers have high margins, over eighty percent. And when a big company buys a filler business, they usually pay several times revenue. So three hundred million in sales gets us past a billion.</w:t>
       </w:r>
-      <w:r>
-        <w:t xml:space="preserve"> </w:t>
-      </w:r>
-      <w:r>
-        <w:t xml:space="preserve">노아: 필러는 마진이 높아요. 80퍼센트 이상이요. 그리고 대기업이 필러 사업을 인수할 때는 보통 매출의 몇 배를 지불해요. 그러니까 매출 3억 달러면 10억 달러를 넘는 거죠.</w:t>
-      </w:r>
-    </w:p>
-    <w:p>
-      <w:pPr>
-        <w:numPr>
-          <w:ilvl w:val="0"/>
-          <w:numId w:val="1003"/>
-        </w:numPr>
+    </w:p>
+    <w:p>
+      <w:pPr>
+        <w:pStyle w:val="BodyText"/>
       </w:pPr>
       <w:r>
         <w:t xml:space="preserve">RICHARD: So the first product alone could get there. What else?</w:t>
       </w:r>
-      <w:r>
-        <w:t xml:space="preserve"> </w:t>
-      </w:r>
-      <w:r>
-        <w:t xml:space="preserve">리처드: 그러니까 첫 제품만으로도 갈 수 있다. 또 뭐가 있죠?</w:t>
-      </w:r>
-    </w:p>
-    <w:p>
-      <w:pPr>
-        <w:numPr>
-          <w:ilvl w:val="0"/>
-          <w:numId w:val="1003"/>
-        </w:numPr>
+    </w:p>
+    <w:p>
+      <w:pPr>
+        <w:pStyle w:val="BodyText"/>
       </w:pPr>
       <w:r>
         <w:t xml:space="preserve">NOAH: Lips, as product two. Then international. Europe and Asia.</w:t>
       </w:r>
-      <w:r>
-        <w:t xml:space="preserve"> </w:t>
-      </w:r>
-      <w:r>
-        <w:t xml:space="preserve">노아: 두 번째 제품으로 입술. 그다음 해외. 유럽과 아시아.</w:t>
-      </w:r>
-    </w:p>
-    <w:p>
-      <w:pPr>
-        <w:numPr>
-          <w:ilvl w:val="0"/>
-          <w:numId w:val="1003"/>
-        </w:numPr>
+    </w:p>
+    <w:p>
+      <w:pPr>
+        <w:pStyle w:val="BodyText"/>
       </w:pPr>
       <w:r>
         <w:t xml:space="preserve">ELENA: And a training program. Safety training for injectors. That builds loyalty.</w:t>
       </w:r>
-      <w:r>
-        <w:t xml:space="preserve"> </w:t>
-      </w:r>
-      <w:r>
-        <w:t xml:space="preserve">엘레나: 그리고 교육 프로그램이요. 시술자 대상 안전 교육. 그게 충성도를 만들어요.</w:t>
-      </w:r>
-    </w:p>
-    <w:p>
-      <w:pPr>
-        <w:numPr>
-          <w:ilvl w:val="0"/>
-          <w:numId w:val="1003"/>
-        </w:numPr>
+    </w:p>
+    <w:p>
+      <w:pPr>
+        <w:pStyle w:val="BodyText"/>
       </w:pPr>
       <w:r>
         <w:t xml:space="preserve">RICHARD: Interesting. Safety as a brand, not just a feature.</w:t>
       </w:r>
-      <w:r>
-        <w:t xml:space="preserve"> </w:t>
-      </w:r>
-      <w:r>
-        <w:t xml:space="preserve">리처드: 흥미롭네요. 기능이 아니라 브랜드로서의 안전.</w:t>
-      </w:r>
-    </w:p>
-    <w:p>
-      <w:pPr>
-        <w:numPr>
-          <w:ilvl w:val="0"/>
-          <w:numId w:val="1003"/>
-        </w:numPr>
+    </w:p>
+    <w:p>
+      <w:pPr>
+        <w:pStyle w:val="BodyText"/>
       </w:pPr>
       <w:r>
         <w:t xml:space="preserve">JORDAN: Can I ask about competition? What stops Halvern from copying you?</w:t>
       </w:r>
-      <w:r>
-        <w:t xml:space="preserve"> </w:t>
-      </w:r>
-      <w:r>
-        <w:t xml:space="preserve">조던: 경쟁에 대해 물어봐도 될까요? 할번이 베끼는 걸 뭐가 막죠?</w:t>
-      </w:r>
-    </w:p>
-    <w:p>
-      <w:pPr>
-        <w:numPr>
-          <w:ilvl w:val="0"/>
-          <w:numId w:val="1003"/>
-        </w:numPr>
+    </w:p>
+    <w:p>
+      <w:pPr>
+        <w:pStyle w:val="BodyText"/>
       </w:pPr>
       <w:r>
         <w:t xml:space="preserve">PRIYA: Honestly? The basic idea is public. My thesis. Anyone can read it.</w:t>
       </w:r>
-      <w:r>
-        <w:t xml:space="preserve"> </w:t>
-      </w:r>
-      <w:r>
-        <w:t xml:space="preserve">프리야: 솔직히요? 기본 아이디어는 공개돼 있어요. 제 논문이요. 누구나 읽을 수 있어요.</w:t>
-      </w:r>
-    </w:p>
-    <w:p>
-      <w:pPr>
-        <w:numPr>
-          <w:ilvl w:val="0"/>
-          <w:numId w:val="1003"/>
-        </w:numPr>
+    </w:p>
+    <w:p>
+      <w:pPr>
+        <w:pStyle w:val="BodyText"/>
       </w:pPr>
       <w:r>
         <w:t xml:space="preserve">RICHARD: That’s a dangerous thing to admit in a pitch.</w:t>
       </w:r>
-      <w:r>
-        <w:t xml:space="preserve"> </w:t>
-      </w:r>
-      <w:r>
-        <w:t xml:space="preserve">리처드: 피칭에서 인정하기엔 위험한 얘기네요.</w:t>
-      </w:r>
-    </w:p>
-    <w:p>
-      <w:pPr>
-        <w:numPr>
-          <w:ilvl w:val="0"/>
-          <w:numId w:val="1003"/>
-        </w:numPr>
+    </w:p>
+    <w:p>
+      <w:pPr>
+        <w:pStyle w:val="BodyText"/>
       </w:pPr>
       <w:r>
         <w:t xml:space="preserve">PRIYA: It’s more dangerous to hide it. You’d find it in due diligence anyway, and then you’d wonder what else we were hiding. I’d rather you hear it from me today.</w:t>
       </w:r>
-      <w:r>
-        <w:t xml:space="preserve"> </w:t>
-      </w:r>
-      <w:r>
-        <w:t xml:space="preserve">프리야: 숨기는 게 더 위험해요. 어차피 실사에서 찾으실 거고, 그러면 저희가 또 뭘 숨기는지 의심하시겠죠. 차라리 오늘 제 입으로 듣는 게 나아요.</w:t>
-      </w:r>
-    </w:p>
-    <w:p>
-      <w:pPr>
-        <w:numPr>
-          <w:ilvl w:val="0"/>
-          <w:numId w:val="1003"/>
-        </w:numPr>
+    </w:p>
+    <w:p>
+      <w:pPr>
+        <w:pStyle w:val="BodyText"/>
       </w:pPr>
       <w:r>
         <w:t xml:space="preserve">RICHARD: Fair. So what’s your moat?</w:t>
       </w:r>
-      <w:r>
-        <w:t xml:space="preserve"> </w:t>
-      </w:r>
-      <w:r>
-        <w:t xml:space="preserve">리처드: 맞아요. 그럼 해자가 뭐예요?</w:t>
-      </w:r>
-    </w:p>
-    <w:p>
-      <w:pPr>
-        <w:numPr>
-          <w:ilvl w:val="0"/>
-          <w:numId w:val="1003"/>
-        </w:numPr>
+    </w:p>
+    <w:p>
+      <w:pPr>
+        <w:pStyle w:val="BodyText"/>
       </w:pPr>
       <w:r>
         <w:t xml:space="preserve">NOAH: Our moat is what we invent next. The exact formula. The process. Patents on both.</w:t>
       </w:r>
-      <w:r>
-        <w:t xml:space="preserve"> </w:t>
-      </w:r>
-      <w:r>
-        <w:t xml:space="preserve">노아: 우리 해자는 다음에 발명할 것들이에요. 정확한 배합. 공정. 둘 다에 대한 특허.</w:t>
-      </w:r>
-    </w:p>
-    <w:p>
-      <w:pPr>
-        <w:numPr>
-          <w:ilvl w:val="0"/>
-          <w:numId w:val="1003"/>
-        </w:numPr>
+    </w:p>
+    <w:p>
+      <w:pPr>
+        <w:pStyle w:val="BodyText"/>
       </w:pPr>
       <w:r>
         <w:t xml:space="preserve">PRIYA: We filed our first provisional patent last week. On the sterilization process.</w:t>
       </w:r>
-      <w:r>
-        <w:t xml:space="preserve"> </w:t>
-      </w:r>
-      <w:r>
-        <w:t xml:space="preserve">프리야: 지난주에 첫 가특허를 출원했어요. 멸균 공정에 대해서요.</w:t>
-      </w:r>
-    </w:p>
-    <w:p>
-      <w:pPr>
-        <w:numPr>
-          <w:ilvl w:val="0"/>
-          <w:numId w:val="1003"/>
-        </w:numPr>
+    </w:p>
+    <w:p>
+      <w:pPr>
+        <w:pStyle w:val="BodyText"/>
       </w:pPr>
       <w:r>
         <w:t xml:space="preserve">RICHARD: Good. And speed?</w:t>
       </w:r>
-      <w:r>
-        <w:t xml:space="preserve"> </w:t>
-      </w:r>
-      <w:r>
-        <w:t xml:space="preserve">리처드: 좋아요. 속도는요?</w:t>
-      </w:r>
-    </w:p>
-    <w:p>
-      <w:pPr>
-        <w:numPr>
-          <w:ilvl w:val="0"/>
-          <w:numId w:val="1003"/>
-        </w:numPr>
+    </w:p>
+    <w:p>
+      <w:pPr>
+        <w:pStyle w:val="BodyText"/>
       </w:pPr>
       <w:r>
         <w:t xml:space="preserve">NOAH: We have a manufacturer lined up. Tech transfer can start next quarter.</w:t>
       </w:r>
-      <w:r>
-        <w:t xml:space="preserve"> </w:t>
-      </w:r>
-      <w:r>
-        <w:t xml:space="preserve">노아: 생산업체를 확보해 뒀어요. 기술 이전은 다음 분기에 시작할 수 있어요.</w:t>
-      </w:r>
-    </w:p>
-    <w:p>
-      <w:pPr>
-        <w:numPr>
-          <w:ilvl w:val="0"/>
-          <w:numId w:val="1003"/>
-        </w:numPr>
+    </w:p>
+    <w:p>
+      <w:pPr>
+        <w:pStyle w:val="BodyText"/>
       </w:pPr>
       <w:r>
         <w:t xml:space="preserve">JORDAN: Who else is working on fast-dissolving fillers?</w:t>
       </w:r>
-      <w:r>
-        <w:t xml:space="preserve"> </w:t>
-      </w:r>
-      <w:r>
-        <w:t xml:space="preserve">조던: 빠르게 녹는 필러를 개발하는 다른 곳은 어디예요?</w:t>
-      </w:r>
-    </w:p>
-    <w:p>
-      <w:pPr>
-        <w:numPr>
-          <w:ilvl w:val="0"/>
-          <w:numId w:val="1003"/>
-        </w:numPr>
+    </w:p>
+    <w:p>
+      <w:pPr>
+        <w:pStyle w:val="BodyText"/>
       </w:pPr>
       <w:r>
         <w:t xml:space="preserve">NOAH: We’ve heard others are exploring the space. We don’t know who.</w:t>
       </w:r>
-      <w:r>
-        <w:t xml:space="preserve"> </w:t>
-      </w:r>
-      <w:r>
-        <w:t xml:space="preserve">노아: 이 분야를 탐색하는 곳들이 있다고 들었어요. 누군지는 몰라요.</w:t>
-      </w:r>
-    </w:p>
-    <w:p>
-      <w:pPr>
-        <w:numPr>
-          <w:ilvl w:val="0"/>
-          <w:numId w:val="1003"/>
-        </w:numPr>
+    </w:p>
+    <w:p>
+      <w:pPr>
+        <w:pStyle w:val="BodyText"/>
       </w:pPr>
       <w:r>
         <w:t xml:space="preserve">RICHARD: Of course they are. Good ideas are never lonely. When something works, several teams discover it at once. The winner isn’t the one with the idea. It’s the one who executes fastest.</w:t>
       </w:r>
-      <w:r>
-        <w:t xml:space="preserve"> </w:t>
-      </w:r>
-      <w:r>
-        <w:t xml:space="preserve">리처드: 당연히 있겠죠. 좋은 아이디어는 절대 혼자가 아니에요. 뭔가 통하면 여러 팀이 동시에 발견하죠. 이기는 건 아이디어를 가진 쪽이 아니라 가장 빨리 실행하는 쪽이에요.</w:t>
-      </w:r>
-    </w:p>
-    <w:p>
-      <w:pPr>
-        <w:numPr>
-          <w:ilvl w:val="0"/>
-          <w:numId w:val="1003"/>
-        </w:numPr>
+    </w:p>
+    <w:p>
+      <w:pPr>
+        <w:pStyle w:val="BodyText"/>
       </w:pPr>
       <w:r>
         <w:t xml:space="preserve">ELENA: That’s why we need to move faster. With your money.</w:t>
       </w:r>
-      <w:r>
-        <w:t xml:space="preserve"> </w:t>
-      </w:r>
-      <w:r>
-        <w:t xml:space="preserve">엘레나: 그래서 더 빨리 움직여야 해요. 당신의 돈으로요.</w:t>
-      </w:r>
-    </w:p>
-    <w:p>
-      <w:pPr>
-        <w:numPr>
-          <w:ilvl w:val="0"/>
-          <w:numId w:val="1003"/>
-        </w:numPr>
+    </w:p>
+    <w:p>
+      <w:pPr>
+        <w:pStyle w:val="BodyText"/>
       </w:pPr>
       <w:r>
         <w:t xml:space="preserve">RICHARD: Ha. Nice transition, Doctor. How much are you raising?</w:t>
       </w:r>
-      <w:r>
-        <w:t xml:space="preserve"> </w:t>
-      </w:r>
-      <w:r>
-        <w:t xml:space="preserve">리처드: 하. 연결이 좋네요, 선생님. 얼마를 모으고 있어요?</w:t>
-      </w:r>
-    </w:p>
-    <w:p>
-      <w:pPr>
-        <w:numPr>
-          <w:ilvl w:val="0"/>
-          <w:numId w:val="1003"/>
-        </w:numPr>
+    </w:p>
+    <w:p>
+      <w:pPr>
+        <w:pStyle w:val="BodyText"/>
       </w:pPr>
       <w:r>
         <w:t xml:space="preserve">NOAH: Five million. For the animal study, tech transfer, and our first clinical batches.</w:t>
       </w:r>
-      <w:r>
-        <w:t xml:space="preserve"> </w:t>
-      </w:r>
-      <w:r>
-        <w:t xml:space="preserve">노아: 500만 달러요. 동물 시험, 기술 이전, 첫 임상 배치를 위해서요.</w:t>
-      </w:r>
-    </w:p>
-    <w:p>
-      <w:pPr>
-        <w:numPr>
-          <w:ilvl w:val="0"/>
-          <w:numId w:val="1003"/>
-        </w:numPr>
+    </w:p>
+    <w:p>
+      <w:pPr>
+        <w:pStyle w:val="BodyText"/>
       </w:pPr>
       <w:r>
         <w:t xml:space="preserve">RICHARD: And the milestone at the end?</w:t>
       </w:r>
-      <w:r>
-        <w:t xml:space="preserve"> </w:t>
-      </w:r>
-      <w:r>
-        <w:t xml:space="preserve">리처드: 그리고 끝에 도달할 마일스톤은요?</w:t>
-      </w:r>
-    </w:p>
-    <w:p>
-      <w:pPr>
-        <w:numPr>
-          <w:ilvl w:val="0"/>
-          <w:numId w:val="1003"/>
-        </w:numPr>
+    </w:p>
+    <w:p>
+      <w:pPr>
+        <w:pStyle w:val="BodyText"/>
       </w:pPr>
       <w:r>
         <w:t xml:space="preserve">NOAH: FDA approval to start our clinical trial. An approved IDE.</w:t>
       </w:r>
-      <w:r>
-        <w:t xml:space="preserve"> </w:t>
-      </w:r>
-      <w:r>
-        <w:t xml:space="preserve">노아: 임상시험 시작에 대한 FDA 승인이요. 승인된 IDE요.</w:t>
-      </w:r>
-    </w:p>
-    <w:p>
-      <w:pPr>
-        <w:numPr>
-          <w:ilvl w:val="0"/>
-          <w:numId w:val="1003"/>
-        </w:numPr>
+    </w:p>
+    <w:p>
+      <w:pPr>
+        <w:pStyle w:val="BodyText"/>
       </w:pPr>
       <w:r>
         <w:t xml:space="preserve">JORDAN: Investigational Device Exemption. The permission to test in humans.</w:t>
       </w:r>
-      <w:r>
-        <w:t xml:space="preserve"> </w:t>
-      </w:r>
-      <w:r>
-        <w:t xml:space="preserve">조던: 임상시험용 의료기기 면제요. 사람에게 시험해도 된다는 허가죠.</w:t>
-      </w:r>
-    </w:p>
-    <w:p>
-      <w:pPr>
-        <w:numPr>
-          <w:ilvl w:val="0"/>
-          <w:numId w:val="1003"/>
-        </w:numPr>
+    </w:p>
+    <w:p>
+      <w:pPr>
+        <w:pStyle w:val="BodyText"/>
       </w:pPr>
       <w:r>
         <w:t xml:space="preserve">ELENA: Exactly. That’s when a Series A becomes possible.</w:t>
       </w:r>
-      <w:r>
-        <w:t xml:space="preserve"> </w:t>
-      </w:r>
-      <w:r>
-        <w:t xml:space="preserve">엘레나: 맞아요. 그때 시리즈 A가 가능해지죠.</w:t>
-      </w:r>
-    </w:p>
-    <w:p>
-      <w:pPr>
-        <w:numPr>
-          <w:ilvl w:val="0"/>
-          <w:numId w:val="1003"/>
-        </w:numPr>
+    </w:p>
+    <w:p>
+      <w:pPr>
+        <w:pStyle w:val="BodyText"/>
       </w:pPr>
       <w:r>
         <w:t xml:space="preserve">RICHARD: Hmm. Give me a minute with Jordan. Don’t go anywhere.</w:t>
-      </w:r>
-      <w:r>
-        <w:t xml:space="preserve"> </w:t>
-      </w:r>
-      <w:r>
-        <w:t xml:space="preserve">리처드: 흠. 조던이랑 잠깐 얘기 좀 할게요. 어디 가지 마세요.</w:t>
       </w:r>
     </w:p>
     <w:bookmarkEnd w:id="23"/>
@@ -1585,427 +850,202 @@
     </w:p>
     <w:p>
       <w:pPr>
-        <w:numPr>
-          <w:ilvl w:val="0"/>
-          <w:numId w:val="1004"/>
-        </w:numPr>
+        <w:pStyle w:val="FirstParagraph"/>
       </w:pPr>
       <w:r>
         <w:t xml:space="preserve">PRIYA: He interrupted you eleven times. I counted.</w:t>
       </w:r>
-      <w:r>
-        <w:t xml:space="preserve"> </w:t>
-      </w:r>
-      <w:r>
-        <w:t xml:space="preserve">프리야: 너 말을 열한 번 끊었어. 내가 셌어.</w:t>
-      </w:r>
-    </w:p>
-    <w:p>
-      <w:pPr>
-        <w:numPr>
-          <w:ilvl w:val="0"/>
-          <w:numId w:val="1004"/>
-        </w:numPr>
+    </w:p>
+    <w:p>
+      <w:pPr>
+        <w:pStyle w:val="BodyText"/>
       </w:pPr>
       <w:r>
         <w:t xml:space="preserve">NOAH: Elaine said that’s a good sign.</w:t>
       </w:r>
-      <w:r>
-        <w:t xml:space="preserve"> </w:t>
-      </w:r>
-      <w:r>
-        <w:t xml:space="preserve">노아: 일레인이 좋은 신호라고 했잖아.</w:t>
-      </w:r>
-    </w:p>
-    <w:p>
-      <w:pPr>
-        <w:numPr>
-          <w:ilvl w:val="0"/>
-          <w:numId w:val="1004"/>
-        </w:numPr>
+    </w:p>
+    <w:p>
+      <w:pPr>
+        <w:pStyle w:val="BodyText"/>
       </w:pPr>
       <w:r>
         <w:t xml:space="preserve">ELENA: He also stopped looking at his phone after minute three.</w:t>
       </w:r>
-      <w:r>
-        <w:t xml:space="preserve"> </w:t>
-      </w:r>
-      <w:r>
-        <w:t xml:space="preserve">엘레나: 3분 지나고부터는 핸드폰도 안 봤어요.</w:t>
-      </w:r>
-    </w:p>
-    <w:p>
-      <w:pPr>
-        <w:numPr>
-          <w:ilvl w:val="0"/>
-          <w:numId w:val="1004"/>
-        </w:numPr>
+    </w:p>
+    <w:p>
+      <w:pPr>
+        <w:pStyle w:val="BodyText"/>
       </w:pPr>
       <w:r>
         <w:t xml:space="preserve">RICHARD: Okay. Here’s where we are. I like the team. I like the market.</w:t>
       </w:r>
-      <w:r>
-        <w:t xml:space="preserve"> </w:t>
-      </w:r>
-      <w:r>
-        <w:t xml:space="preserve">리처드: 좋아요. 지금 상황은 이래요. 팀이 마음에 들어요. 시장도 마음에 들고요.</w:t>
-      </w:r>
-    </w:p>
-    <w:p>
-      <w:pPr>
-        <w:numPr>
-          <w:ilvl w:val="0"/>
-          <w:numId w:val="1004"/>
-        </w:numPr>
+    </w:p>
+    <w:p>
+      <w:pPr>
+        <w:pStyle w:val="BodyText"/>
       </w:pPr>
       <w:r>
         <w:t xml:space="preserve">NOAH: Thank you.</w:t>
       </w:r>
-      <w:r>
-        <w:t xml:space="preserve"> </w:t>
-      </w:r>
-      <w:r>
-        <w:t xml:space="preserve">노아: 감사합니다.</w:t>
-      </w:r>
-    </w:p>
-    <w:p>
-      <w:pPr>
-        <w:numPr>
-          <w:ilvl w:val="0"/>
-          <w:numId w:val="1004"/>
-        </w:numPr>
+    </w:p>
+    <w:p>
+      <w:pPr>
+        <w:pStyle w:val="BodyText"/>
       </w:pPr>
       <w:r>
         <w:t xml:space="preserve">RICHARD: But it’s early. You have test tube data. No animal data. Right now I’d be betting five million on a lab result, and my partners will ask me why I didn’t wait.</w:t>
       </w:r>
-      <w:r>
-        <w:t xml:space="preserve"> </w:t>
-      </w:r>
-      <w:r>
-        <w:t xml:space="preserve">리처드: 하지만 일러요. 시험관 데이터뿐이죠. 동물 데이터가 없어요. 지금 투자하면 실험실 결과 하나에 500만 달러를 거는 셈이고, 파트너들은 왜 기다리지 않았냐고 물을 거예요.</w:t>
-      </w:r>
-    </w:p>
-    <w:p>
-      <w:pPr>
-        <w:numPr>
-          <w:ilvl w:val="0"/>
-          <w:numId w:val="1004"/>
-        </w:numPr>
+    </w:p>
+    <w:p>
+      <w:pPr>
+        <w:pStyle w:val="BodyText"/>
       </w:pPr>
       <w:r>
         <w:t xml:space="preserve">NOAH: That’s what the money is for.</w:t>
       </w:r>
-      <w:r>
-        <w:t xml:space="preserve"> </w:t>
-      </w:r>
-      <w:r>
-        <w:t xml:space="preserve">노아: 그걸 위한 돈이에요.</w:t>
-      </w:r>
-    </w:p>
-    <w:p>
-      <w:pPr>
-        <w:numPr>
-          <w:ilvl w:val="0"/>
-          <w:numId w:val="1004"/>
-        </w:numPr>
+    </w:p>
+    <w:p>
+      <w:pPr>
+        <w:pStyle w:val="BodyText"/>
       </w:pPr>
       <w:r>
         <w:t xml:space="preserve">RICHARD: I know. So here’s my offer. A conditional term sheet.</w:t>
       </w:r>
-      <w:r>
-        <w:t xml:space="preserve"> </w:t>
-      </w:r>
-      <w:r>
-        <w:t xml:space="preserve">리처드: 알아요. 그래서 내 제안은 이래요. 조건부 텀싯.</w:t>
-      </w:r>
-    </w:p>
-    <w:p>
-      <w:pPr>
-        <w:numPr>
-          <w:ilvl w:val="0"/>
-          <w:numId w:val="1004"/>
-        </w:numPr>
+    </w:p>
+    <w:p>
+      <w:pPr>
+        <w:pStyle w:val="BodyText"/>
       </w:pPr>
       <w:r>
         <w:t xml:space="preserve">ELENA: Conditional on what?</w:t>
       </w:r>
-      <w:r>
-        <w:t xml:space="preserve"> </w:t>
-      </w:r>
-      <w:r>
-        <w:t xml:space="preserve">엘레나: 무엇을 조건으로요?</w:t>
-      </w:r>
-    </w:p>
-    <w:p>
-      <w:pPr>
-        <w:numPr>
-          <w:ilvl w:val="0"/>
-          <w:numId w:val="1004"/>
-        </w:numPr>
+    </w:p>
+    <w:p>
+      <w:pPr>
+        <w:pStyle w:val="BodyText"/>
       </w:pPr>
       <w:r>
         <w:t xml:space="preserve">RICHARD: Northgate leads five million. If animals show at least two point five times faster.</w:t>
       </w:r>
-      <w:r>
-        <w:t xml:space="preserve"> </w:t>
-      </w:r>
-      <w:r>
-        <w:t xml:space="preserve">리처드: 노스게이트가 500만 달러를 리드해요. 동물 시험에서 최소 2.5배 빠르게 나온다면.</w:t>
-      </w:r>
-    </w:p>
-    <w:p>
-      <w:pPr>
-        <w:numPr>
-          <w:ilvl w:val="0"/>
-          <w:numId w:val="1004"/>
-        </w:numPr>
+    </w:p>
+    <w:p>
+      <w:pPr>
+        <w:pStyle w:val="BodyText"/>
       </w:pPr>
       <w:r>
         <w:t xml:space="preserve">NOAH: Two point five. In animals.</w:t>
       </w:r>
-      <w:r>
-        <w:t xml:space="preserve"> </w:t>
-      </w:r>
-      <w:r>
-        <w:t xml:space="preserve">노아: 2.5배. 동물에서.</w:t>
-      </w:r>
-    </w:p>
-    <w:p>
-      <w:pPr>
-        <w:numPr>
-          <w:ilvl w:val="0"/>
-          <w:numId w:val="1004"/>
-        </w:numPr>
+    </w:p>
+    <w:p>
+      <w:pPr>
+        <w:pStyle w:val="BodyText"/>
       </w:pPr>
       <w:r>
         <w:t xml:space="preserve">RICHARD: You have two point nine in the lab. Two point five should be easy.</w:t>
       </w:r>
-      <w:r>
-        <w:t xml:space="preserve"> </w:t>
-      </w:r>
-      <w:r>
-        <w:t xml:space="preserve">리처드: 실험실에서 2.9가 나왔잖아요. 2.5면 쉬울 거예요.</w:t>
-      </w:r>
-    </w:p>
-    <w:p>
-      <w:pPr>
-        <w:numPr>
-          <w:ilvl w:val="0"/>
-          <w:numId w:val="1004"/>
-        </w:numPr>
+    </w:p>
+    <w:p>
+      <w:pPr>
+        <w:pStyle w:val="BodyText"/>
       </w:pPr>
       <w:r>
         <w:t xml:space="preserve">PRIYA: Should be. But in vitro isn’t in vivo.</w:t>
       </w:r>
-      <w:r>
-        <w:t xml:space="preserve"> </w:t>
-      </w:r>
-      <w:r>
-        <w:t xml:space="preserve">프리야: 그래야겠죠. 하지만 시험관과 생체는 달라요.</w:t>
-      </w:r>
-    </w:p>
-    <w:p>
-      <w:pPr>
-        <w:numPr>
-          <w:ilvl w:val="0"/>
-          <w:numId w:val="1004"/>
-        </w:numPr>
+    </w:p>
+    <w:p>
+      <w:pPr>
+        <w:pStyle w:val="BodyText"/>
       </w:pPr>
       <w:r>
         <w:t xml:space="preserve">JORDAN: In plain English?</w:t>
       </w:r>
-      <w:r>
-        <w:t xml:space="preserve"> </w:t>
-      </w:r>
-      <w:r>
-        <w:t xml:space="preserve">조던: 쉬운 말로요?</w:t>
-      </w:r>
-    </w:p>
-    <w:p>
-      <w:pPr>
-        <w:numPr>
-          <w:ilvl w:val="0"/>
-          <w:numId w:val="1004"/>
-        </w:numPr>
+    </w:p>
+    <w:p>
+      <w:pPr>
+        <w:pStyle w:val="BodyText"/>
       </w:pPr>
       <w:r>
         <w:t xml:space="preserve">PRIYA: A test tube isn’t a living body. Bodies are messy. There’s blood flow, inflammation, and enzymes at different levels in every body. So numbers from the lab usually drop in animals.</w:t>
       </w:r>
-      <w:r>
-        <w:t xml:space="preserve"> </w:t>
-      </w:r>
-      <w:r>
-        <w:t xml:space="preserve">프리야: 시험관은 살아 있는 몸이 아니에요. 몸은 복잡해요. 혈류도 있고, 염증도 있고, 효소 수치도 몸마다 달라요. 그래서 실험실 숫자는 동물에선 보통 떨어지죠.</w:t>
-      </w:r>
-    </w:p>
-    <w:p>
-      <w:pPr>
-        <w:numPr>
-          <w:ilvl w:val="0"/>
-          <w:numId w:val="1004"/>
-        </w:numPr>
+    </w:p>
+    <w:p>
+      <w:pPr>
+        <w:pStyle w:val="BodyText"/>
       </w:pPr>
       <w:r>
         <w:t xml:space="preserve">RICHARD: How much do they drop?</w:t>
       </w:r>
-      <w:r>
-        <w:t xml:space="preserve"> </w:t>
-      </w:r>
-      <w:r>
-        <w:t xml:space="preserve">리처드: 얼마나 떨어져요?</w:t>
-      </w:r>
-    </w:p>
-    <w:p>
-      <w:pPr>
-        <w:numPr>
-          <w:ilvl w:val="0"/>
-          <w:numId w:val="1004"/>
-        </w:numPr>
+    </w:p>
+    <w:p>
+      <w:pPr>
+        <w:pStyle w:val="BodyText"/>
       </w:pPr>
       <w:r>
         <w:t xml:space="preserve">PRIYA: I don’t know. That’s the honest answer.</w:t>
       </w:r>
-      <w:r>
-        <w:t xml:space="preserve"> </w:t>
-      </w:r>
-      <w:r>
-        <w:t xml:space="preserve">프리야: 모르겠어요. 그게 솔직한 대답이에요.</w:t>
-      </w:r>
-    </w:p>
-    <w:p>
-      <w:pPr>
-        <w:numPr>
-          <w:ilvl w:val="0"/>
-          <w:numId w:val="1004"/>
-        </w:numPr>
+    </w:p>
+    <w:p>
+      <w:pPr>
+        <w:pStyle w:val="BodyText"/>
       </w:pPr>
       <w:r>
         <w:t xml:space="preserve">RICHARD: Then that’s the risk we share. You prove it, I fund it.</w:t>
       </w:r>
-      <w:r>
-        <w:t xml:space="preserve"> </w:t>
-      </w:r>
-      <w:r>
-        <w:t xml:space="preserve">리처드: 그럼 그게 우리가 함께 지는 리스크예요. 당신이 증명하면, 내가 투자하죠.</w:t>
-      </w:r>
-    </w:p>
-    <w:p>
-      <w:pPr>
-        <w:numPr>
-          <w:ilvl w:val="0"/>
-          <w:numId w:val="1004"/>
-        </w:numPr>
+    </w:p>
+    <w:p>
+      <w:pPr>
+        <w:pStyle w:val="BodyText"/>
       </w:pPr>
       <w:r>
         <w:t xml:space="preserve">NOAH: When do you need the results?</w:t>
       </w:r>
-      <w:r>
-        <w:t xml:space="preserve"> </w:t>
-      </w:r>
-      <w:r>
-        <w:t xml:space="preserve">노아: 결과는 언제까지 필요하세요?</w:t>
-      </w:r>
-    </w:p>
-    <w:p>
-      <w:pPr>
-        <w:numPr>
-          <w:ilvl w:val="0"/>
-          <w:numId w:val="1004"/>
-        </w:numPr>
+    </w:p>
+    <w:p>
+      <w:pPr>
+        <w:pStyle w:val="BodyText"/>
       </w:pPr>
       <w:r>
         <w:t xml:space="preserve">RICHARD: Ninety days. The term sheet expires after that.</w:t>
       </w:r>
-      <w:r>
-        <w:t xml:space="preserve"> </w:t>
-      </w:r>
-      <w:r>
-        <w:t xml:space="preserve">리처드: 90일이요. 그 뒤엔 텀싯이 만료돼요.</w:t>
-      </w:r>
-    </w:p>
-    <w:p>
-      <w:pPr>
-        <w:numPr>
-          <w:ilvl w:val="0"/>
-          <w:numId w:val="1004"/>
-        </w:numPr>
+    </w:p>
+    <w:p>
+      <w:pPr>
+        <w:pStyle w:val="BodyText"/>
       </w:pPr>
       <w:r>
         <w:t xml:space="preserve">NOAH: Ninety days. The animal study takes about eight weeks.</w:t>
       </w:r>
-      <w:r>
-        <w:t xml:space="preserve"> </w:t>
-      </w:r>
-      <w:r>
-        <w:t xml:space="preserve">노아: 90일. 동물 시험은 약 8주 걸려요.</w:t>
-      </w:r>
-    </w:p>
-    <w:p>
-      <w:pPr>
-        <w:numPr>
-          <w:ilvl w:val="0"/>
-          <w:numId w:val="1004"/>
-        </w:numPr>
+    </w:p>
+    <w:p>
+      <w:pPr>
+        <w:pStyle w:val="BodyText"/>
       </w:pPr>
       <w:r>
         <w:t xml:space="preserve">ELENA: That leaves four weeks of margin. Not much. If one animal gets sick or the lab has a delay, those four weeks disappear fast. In medicine, studies almost never run on time.</w:t>
       </w:r>
-      <w:r>
-        <w:t xml:space="preserve"> </w:t>
-      </w:r>
-      <w:r>
-        <w:t xml:space="preserve">엘레나: 그럼 여유가 4주 남아요. 많지 않네요. 동물 한 마리가 아프거나 실험실에 지연이 생기면, 그 4주는 금방 사라져요. 의학에선 연구가 제때 끝나는 일이 거의 없어요.</w:t>
-      </w:r>
-    </w:p>
-    <w:p>
-      <w:pPr>
-        <w:numPr>
-          <w:ilvl w:val="0"/>
-          <w:numId w:val="1004"/>
-        </w:numPr>
+    </w:p>
+    <w:p>
+      <w:pPr>
+        <w:pStyle w:val="BodyText"/>
       </w:pPr>
       <w:r>
         <w:t xml:space="preserve">NOAH: We’ll take it. Thank you, Richard.</w:t>
       </w:r>
-      <w:r>
-        <w:t xml:space="preserve"> </w:t>
-      </w:r>
-      <w:r>
-        <w:t xml:space="preserve">노아: 받아들일게요. 감사합니다, 리처드.</w:t>
-      </w:r>
-    </w:p>
-    <w:p>
-      <w:pPr>
-        <w:numPr>
-          <w:ilvl w:val="0"/>
-          <w:numId w:val="1004"/>
-        </w:numPr>
+    </w:p>
+    <w:p>
+      <w:pPr>
+        <w:pStyle w:val="BodyText"/>
       </w:pPr>
       <w:r>
         <w:t xml:space="preserve">PRIYA: Noah. Can we talk about it first? As a team?</w:t>
       </w:r>
-      <w:r>
-        <w:t xml:space="preserve"> </w:t>
-      </w:r>
-      <w:r>
-        <w:t xml:space="preserve">프리야: 노아. 먼저 얘기해 보면 안 될까? 팀으로서?</w:t>
-      </w:r>
-    </w:p>
-    <w:p>
-      <w:pPr>
-        <w:numPr>
-          <w:ilvl w:val="0"/>
-          <w:numId w:val="1004"/>
-        </w:numPr>
+    </w:p>
+    <w:p>
+      <w:pPr>
+        <w:pStyle w:val="BodyText"/>
       </w:pPr>
       <w:r>
         <w:t xml:space="preserve">RICHARD: Talk it over. Jordan will send the term sheet tonight.</w:t>
-      </w:r>
-      <w:r>
-        <w:t xml:space="preserve"> </w:t>
-      </w:r>
-      <w:r>
-        <w:t xml:space="preserve">리처드: 상의해 보세요. 조던이 오늘 밤 텀싯을 보낼 거예요.</w:t>
       </w:r>
     </w:p>
     <w:bookmarkEnd w:id="24"/>
@@ -2020,257 +1060,122 @@
     </w:p>
     <w:p>
       <w:pPr>
-        <w:numPr>
-          <w:ilvl w:val="0"/>
-          <w:numId w:val="1005"/>
-        </w:numPr>
+        <w:pStyle w:val="FirstParagraph"/>
       </w:pPr>
       <w:r>
         <w:t xml:space="preserve">PRIYA: You said yes before we discussed it.</w:t>
       </w:r>
-      <w:r>
-        <w:t xml:space="preserve"> </w:t>
-      </w:r>
-      <w:r>
-        <w:t xml:space="preserve">프리야: 상의하기도 전에 네가 좋다고 했어.</w:t>
-      </w:r>
-    </w:p>
-    <w:p>
-      <w:pPr>
-        <w:numPr>
-          <w:ilvl w:val="0"/>
-          <w:numId w:val="1005"/>
-        </w:numPr>
+    </w:p>
+    <w:p>
+      <w:pPr>
+        <w:pStyle w:val="BodyText"/>
       </w:pPr>
       <w:r>
         <w:t xml:space="preserve">NOAH: It’s five million dollars, Priya. From a real VC.</w:t>
       </w:r>
-      <w:r>
-        <w:t xml:space="preserve"> </w:t>
-      </w:r>
-      <w:r>
-        <w:t xml:space="preserve">노아: 500만 달러야, 프리야. 진짜 VC한테서.</w:t>
-      </w:r>
-    </w:p>
-    <w:p>
-      <w:pPr>
-        <w:numPr>
-          <w:ilvl w:val="0"/>
-          <w:numId w:val="1005"/>
-        </w:numPr>
+    </w:p>
+    <w:p>
+      <w:pPr>
+        <w:pStyle w:val="BodyText"/>
       </w:pPr>
       <w:r>
         <w:t xml:space="preserve">PRIYA: With a number I can’t promise. In ninety days.</w:t>
       </w:r>
-      <w:r>
-        <w:t xml:space="preserve"> </w:t>
-      </w:r>
-      <w:r>
-        <w:t xml:space="preserve">프리야: 내가 약속할 수 없는 숫자랑 같이. 90일 안에.</w:t>
-      </w:r>
-    </w:p>
-    <w:p>
-      <w:pPr>
-        <w:numPr>
-          <w:ilvl w:val="0"/>
-          <w:numId w:val="1005"/>
-        </w:numPr>
+    </w:p>
+    <w:p>
+      <w:pPr>
+        <w:pStyle w:val="BodyText"/>
       </w:pPr>
       <w:r>
         <w:t xml:space="preserve">ELENA: She’s right, Noah. Inside, argue. Outside, one voice. You skipped the inside part. Priya is the one who has to deliver that number, so she deserved a say before you agreed.</w:t>
       </w:r>
-      <w:r>
-        <w:t xml:space="preserve"> </w:t>
-      </w:r>
-      <w:r>
-        <w:t xml:space="preserve">엘레나: 프리야 말이 맞아요, 노아. 안에선 논쟁, 밖에선 한목소리. 안쪽 단계를 건너뛰었어요. 그 숫자를 만들어 내야 하는 사람은 프리야니까, 동의하기 전에 프리야도 의견을 말할 자격이 있었어요.</w:t>
-      </w:r>
-    </w:p>
-    <w:p>
-      <w:pPr>
-        <w:numPr>
-          <w:ilvl w:val="0"/>
-          <w:numId w:val="1005"/>
-        </w:numPr>
+    </w:p>
+    <w:p>
+      <w:pPr>
+        <w:pStyle w:val="BodyText"/>
       </w:pPr>
       <w:r>
         <w:t xml:space="preserve">NOAH: You’re right. I’m sorry. I got excited.</w:t>
       </w:r>
-      <w:r>
-        <w:t xml:space="preserve"> </w:t>
-      </w:r>
-      <w:r>
-        <w:t xml:space="preserve">노아: 맞아요. 미안해요. 너무 들떴어요.</w:t>
-      </w:r>
-    </w:p>
-    <w:p>
-      <w:pPr>
-        <w:numPr>
-          <w:ilvl w:val="0"/>
-          <w:numId w:val="1005"/>
-        </w:numPr>
+    </w:p>
+    <w:p>
+      <w:pPr>
+        <w:pStyle w:val="BodyText"/>
       </w:pPr>
       <w:r>
         <w:t xml:space="preserve">ELAINE: So? How did it go? Did he interrupt you?</w:t>
       </w:r>
-      <w:r>
-        <w:t xml:space="preserve"> </w:t>
-      </w:r>
-      <w:r>
-        <w:t xml:space="preserve">일레인: 그래서? 어땠어요? 말을 끊었어요?</w:t>
-      </w:r>
-    </w:p>
-    <w:p>
-      <w:pPr>
-        <w:numPr>
-          <w:ilvl w:val="0"/>
-          <w:numId w:val="1005"/>
-        </w:numPr>
+    </w:p>
+    <w:p>
+      <w:pPr>
+        <w:pStyle w:val="BodyText"/>
       </w:pPr>
       <w:r>
         <w:t xml:space="preserve">NOAH: Eleven times. And he offered a conditional term sheet.</w:t>
       </w:r>
-      <w:r>
-        <w:t xml:space="preserve"> </w:t>
-      </w:r>
-      <w:r>
-        <w:t xml:space="preserve">노아: 열한 번이요. 그리고 조건부 텀싯을 제안했어요.</w:t>
-      </w:r>
-    </w:p>
-    <w:p>
-      <w:pPr>
-        <w:numPr>
-          <w:ilvl w:val="0"/>
-          <w:numId w:val="1005"/>
-        </w:numPr>
+    </w:p>
+    <w:p>
+      <w:pPr>
+        <w:pStyle w:val="BodyText"/>
       </w:pPr>
       <w:r>
         <w:t xml:space="preserve">ELAINE: Conditional on what?</w:t>
       </w:r>
-      <w:r>
-        <w:t xml:space="preserve"> </w:t>
-      </w:r>
-      <w:r>
-        <w:t xml:space="preserve">일레인: 무슨 조건으로요?</w:t>
-      </w:r>
-    </w:p>
-    <w:p>
-      <w:pPr>
-        <w:numPr>
-          <w:ilvl w:val="0"/>
-          <w:numId w:val="1005"/>
-        </w:numPr>
+    </w:p>
+    <w:p>
+      <w:pPr>
+        <w:pStyle w:val="BodyText"/>
       </w:pPr>
       <w:r>
         <w:t xml:space="preserve">PRIYA: Two point five times faster in animals. In ninety days.</w:t>
       </w:r>
-      <w:r>
-        <w:t xml:space="preserve"> </w:t>
-      </w:r>
-      <w:r>
-        <w:t xml:space="preserve">프리야: 동물에서 2.5배 빠르게. 90일 안에요.</w:t>
-      </w:r>
-    </w:p>
-    <w:p>
-      <w:pPr>
-        <w:numPr>
-          <w:ilvl w:val="0"/>
-          <w:numId w:val="1005"/>
-        </w:numPr>
+    </w:p>
+    <w:p>
+      <w:pPr>
+        <w:pStyle w:val="BodyText"/>
       </w:pPr>
       <w:r>
         <w:t xml:space="preserve">ELAINE: Ah. A conditional term sheet is handcuffs with a bow.</w:t>
       </w:r>
-      <w:r>
-        <w:t xml:space="preserve"> </w:t>
-      </w:r>
-      <w:r>
-        <w:t xml:space="preserve">일레인: 아. 조건부 텀싯은 리본 달린 수갑이에요.</w:t>
-      </w:r>
-    </w:p>
-    <w:p>
-      <w:pPr>
-        <w:numPr>
-          <w:ilvl w:val="0"/>
-          <w:numId w:val="1005"/>
-        </w:numPr>
+    </w:p>
+    <w:p>
+      <w:pPr>
+        <w:pStyle w:val="BodyText"/>
       </w:pPr>
       <w:r>
         <w:t xml:space="preserve">NOAH: What do you mean?</w:t>
       </w:r>
-      <w:r>
-        <w:t xml:space="preserve"> </w:t>
-      </w:r>
-      <w:r>
-        <w:t xml:space="preserve">노아: 무슨 뜻이에요?</w:t>
-      </w:r>
-    </w:p>
-    <w:p>
-      <w:pPr>
-        <w:numPr>
-          <w:ilvl w:val="0"/>
-          <w:numId w:val="1005"/>
-        </w:numPr>
+    </w:p>
+    <w:p>
+      <w:pPr>
+        <w:pStyle w:val="BodyText"/>
       </w:pPr>
       <w:r>
         <w:t xml:space="preserve">ELAINE: It looks like a gift. But miss the number, and he walks. And everyone in Austin will know he walked, which makes the next investor much harder to convince. That’s the handcuffs.</w:t>
       </w:r>
-      <w:r>
-        <w:t xml:space="preserve"> </w:t>
-      </w:r>
-      <w:r>
-        <w:t xml:space="preserve">일레인: 선물처럼 보이죠. 하지만 숫자를 못 맞추면 그 사람은 떠나요. 그리고 오스틴 사람들은 다 그가 떠났다는 걸 알게 될 거고, 그러면 다음 투자자를 설득하기가 훨씬 어려워져요. 그게 수갑이에요.</w:t>
-      </w:r>
-    </w:p>
-    <w:p>
-      <w:pPr>
-        <w:numPr>
-          <w:ilvl w:val="0"/>
-          <w:numId w:val="1005"/>
-        </w:numPr>
+    </w:p>
+    <w:p>
+      <w:pPr>
+        <w:pStyle w:val="BodyText"/>
       </w:pPr>
       <w:r>
         <w:t xml:space="preserve">ELENA: So the animal study has to be perfect.</w:t>
       </w:r>
-      <w:r>
-        <w:t xml:space="preserve"> </w:t>
-      </w:r>
-      <w:r>
-        <w:t xml:space="preserve">엘레나: 그러니까 동물 시험이 완벽해야 하네요.</w:t>
-      </w:r>
-    </w:p>
-    <w:p>
-      <w:pPr>
-        <w:numPr>
-          <w:ilvl w:val="0"/>
-          <w:numId w:val="1005"/>
-        </w:numPr>
+    </w:p>
+    <w:p>
+      <w:pPr>
+        <w:pStyle w:val="BodyText"/>
       </w:pPr>
       <w:r>
         <w:t xml:space="preserve">PRIYA: It starts next Monday. In San Antonio. Leo is packing the samples now.</w:t>
       </w:r>
-      <w:r>
-        <w:t xml:space="preserve"> </w:t>
-      </w:r>
-      <w:r>
-        <w:t xml:space="preserve">프리야: 다음 주 월요일에 시작해. 샌안토니오에서. 레오가 지금 샘플을 포장하고 있어.</w:t>
-      </w:r>
-    </w:p>
-    <w:p>
-      <w:pPr>
-        <w:numPr>
-          <w:ilvl w:val="0"/>
-          <w:numId w:val="1005"/>
-        </w:numPr>
+    </w:p>
+    <w:p>
+      <w:pPr>
+        <w:pStyle w:val="BodyText"/>
       </w:pPr>
       <w:r>
         <w:t xml:space="preserve">NOAH: Then let’s hope bodies are less messy than you think.</w:t>
-      </w:r>
-      <w:r>
-        <w:t xml:space="preserve"> </w:t>
-      </w:r>
-      <w:r>
-        <w:t xml:space="preserve">노아: 그럼 몸이 네 생각보다 덜 복잡하길 바라자.</w:t>
       </w:r>
     </w:p>
     <w:p>
@@ -2411,7 +1316,7 @@
               <w:jc w:val="left"/>
             </w:pPr>
             <w:r>
-              <w:t xml:space="preserve">05턴. 벤처캐피털이 무엇을 중시하는지 설명.</w:t>
+              <w:t xml:space="preserve">도입. 벤처캐피털이 무엇을 중시하는지 설명.</w:t>
             </w:r>
           </w:p>
         </w:tc>
@@ -2461,7 +1366,7 @@
               <w:jc w:val="left"/>
             </w:pPr>
             <w:r>
-              <w:t xml:space="preserve">19턴. 발표 시간을 줄이고 질의응답을 늘릴 때.</w:t>
+              <w:t xml:space="preserve">장면1. 발표 시간을 줄이고 질의응답을 늘릴 때.</w:t>
             </w:r>
           </w:p>
         </w:tc>
@@ -2511,7 +1416,7 @@
               <w:jc w:val="left"/>
             </w:pPr>
             <w:r>
-              <w:t xml:space="preserve">30~41턴. 시장 규모를 세 단계로 설명하는 표준 틀.</w:t>
+              <w:t xml:space="preserve">장면1. 시장 규모를 세 단계로 설명하는 표준 틀.</w:t>
             </w:r>
           </w:p>
         </w:tc>
@@ -2561,7 +1466,7 @@
               <w:jc w:val="left"/>
             </w:pPr>
             <w:r>
-              <w:t xml:space="preserve">46턴. 준비 여부를 날카롭게 확인하는 투자자 질문.</w:t>
+              <w:t xml:space="preserve">장면1. 준비 여부를 날카롭게 확인하는 투자자 질문.</w:t>
             </w:r>
           </w:p>
         </w:tc>
@@ -2611,7 +1516,7 @@
               <w:jc w:val="left"/>
             </w:pPr>
             <w:r>
-              <w:t xml:space="preserve">51턴. Richard의 습관어. VC의 핵심 질문.</w:t>
+              <w:t xml:space="preserve">장면2. Richard의 습관어. VC의 핵심 질문.</w:t>
             </w:r>
           </w:p>
         </w:tc>
@@ -2661,7 +1566,7 @@
               <w:jc w:val="left"/>
             </w:pPr>
             <w:r>
-              <w:t xml:space="preserve">65턴.</w:t>
+              <w:t xml:space="preserve">장면2.</w:t>
             </w:r>
             <w:r>
               <w:t xml:space="preserve"> </w:t>
@@ -2729,7 +1634,7 @@
               <w:jc w:val="left"/>
             </w:pPr>
             <w:r>
-              <w:t xml:space="preserve">67턴. 미국에서 1년간 우선권을 확보하는 간이 출원.</w:t>
+              <w:t xml:space="preserve">장면2. 미국에서 1년간 우선권을 확보하는 간이 출원.</w:t>
             </w:r>
           </w:p>
         </w:tc>
@@ -2779,7 +1684,7 @@
               <w:jc w:val="left"/>
             </w:pPr>
             <w:r>
-              <w:t xml:space="preserve">72턴. 경쟁자가 반드시 있다는 뜻.</w:t>
+              <w:t xml:space="preserve">장면2. 경쟁자가 반드시 있다는 뜻.</w:t>
             </w:r>
           </w:p>
         </w:tc>
@@ -2829,7 +1734,7 @@
               <w:jc w:val="left"/>
             </w:pPr>
             <w:r>
-              <w:t xml:space="preserve">88턴. 특정 마일스톤 달성을 전제로 한 투자 약속.</w:t>
+              <w:t xml:space="preserve">절정·전환. 특정 마일스톤 달성을 전제로 한 투자 약속.</w:t>
             </w:r>
           </w:p>
         </w:tc>
@@ -2879,7 +1784,7 @@
               <w:jc w:val="left"/>
             </w:pPr>
             <w:r>
-              <w:t xml:space="preserve">115턴. 좋아 보이지만 사실은 구속인 조건을 비유.</w:t>
+              <w:t xml:space="preserve">마무리. 좋아 보이지만 사실은 구속인 조건을 비유.</w:t>
             </w:r>
           </w:p>
         </w:tc>
@@ -3140,7 +2045,7 @@
           <w:bCs/>
           <w:b/>
         </w:rPr>
-        <w:t xml:space="preserve">43턴 NOAH:</w:t>
+        <w:t xml:space="preserve">NOAH (장면1):</w:t>
       </w:r>
       <w:r>
         <w:t xml:space="preserve"> </w:t>
@@ -3400,9 +2305,1063 @@
         <w:t xml:space="preserve">내년 매출 성장률 20%를 왜 그렇게 잡았는지 묻는 상사에게 같은 구조로 30단어 안팎으로 답해 보기.</w:t>
       </w:r>
     </w:p>
+    <w:p>
+      <w:r>
+        <w:pict>
+          <v:rect style="width:0;height:1.5pt" o:hralign="center" o:hrstd="t" o:hr="t"/>
+        </w:pict>
+      </w:r>
+    </w:p>
     <w:bookmarkEnd w:id="30"/>
     <w:bookmarkEnd w:id="31"/>
+    <w:bookmarkStart w:id="37" w:name="한국어-번역"/>
+    <w:p>
+      <w:pPr>
+        <w:pStyle w:val="Heading2"/>
+      </w:pPr>
+      <w:r>
+        <w:t xml:space="preserve">한국어 번역</w:t>
+      </w:r>
+    </w:p>
+    <w:bookmarkStart w:id="32" w:name="도입-northgate-주차장-elaine의-전화-1"/>
+    <w:p>
+      <w:pPr>
+        <w:pStyle w:val="Heading3"/>
+      </w:pPr>
+      <w:r>
+        <w:t xml:space="preserve">도입 — Northgate 주차장, Elaine의 전화</w:t>
+      </w:r>
+    </w:p>
+    <w:p>
+      <w:pPr>
+        <w:pStyle w:val="FirstParagraph"/>
+      </w:pPr>
+      <w:r>
+        <w:t xml:space="preserve">일레인: 주차장이에요? 좋아요. 5분이요. 잘 들어요.</w:t>
+      </w:r>
+    </w:p>
+    <w:p>
+      <w:pPr>
+        <w:pStyle w:val="BodyText"/>
+      </w:pPr>
+      <w:r>
+        <w:t xml:space="preserve">노아: 듣고 있어요. 셋 다요.</w:t>
+      </w:r>
+    </w:p>
+    <w:p>
+      <w:pPr>
+        <w:pStyle w:val="BodyText"/>
+      </w:pPr>
+      <w:r>
+        <w:t xml:space="preserve">일레인: 리처드는 한 가지 질문을 스무 가지 방식으로 해요. 이게 얼마나 커질 수 있나?</w:t>
+      </w:r>
+    </w:p>
+    <w:p>
+      <w:pPr>
+        <w:pStyle w:val="BodyText"/>
+      </w:pPr>
+      <w:r>
+        <w:t xml:space="preserve">프리야:</w:t>
+      </w:r>
+      <w:r>
+        <w:t xml:space="preserve"> </w:t>
+      </w:r>
+      <w:r>
+        <w:t xml:space="preserve">“</w:t>
+      </w:r>
+      <w:r>
+        <w:t xml:space="preserve">화학이 작동하나</w:t>
+      </w:r>
+      <w:r>
+        <w:t xml:space="preserve">”</w:t>
+      </w:r>
+      <w:r>
+        <w:t xml:space="preserve">가 아니고요?</w:t>
+      </w:r>
+    </w:p>
+    <w:p>
+      <w:pPr>
+        <w:pStyle w:val="BodyText"/>
+      </w:pPr>
+      <w:r>
+        <w:t xml:space="preserve">일레인: 화학은 당신들이 해결할 거라고 가정해요. 그 사람은 규모에 베팅하죠.</w:t>
+      </w:r>
+    </w:p>
+    <w:p>
+      <w:pPr>
+        <w:pStyle w:val="BodyText"/>
+      </w:pPr>
+      <w:r>
+        <w:t xml:space="preserve">엘레나: 우리가 답을 못 하면요?</w:t>
+      </w:r>
+    </w:p>
+    <w:p>
+      <w:pPr>
+        <w:pStyle w:val="BodyText"/>
+      </w:pPr>
+      <w:r>
+        <w:t xml:space="preserve">일레인: 그럼 괜찮은 과학 프로젝트일 뿐이에요. 그 사람은 과학 프로젝트에 투자 안 해요. 펀드 전체를 돌려줄 수 있는 회사에 투자하죠. 그러니까 모든 대답이 규모를 향해야 해요.</w:t>
+      </w:r>
+    </w:p>
+    <w:p>
+      <w:pPr>
+        <w:pStyle w:val="BodyText"/>
+      </w:pPr>
+      <w:r>
+        <w:t xml:space="preserve">노아: 알겠어요. 또 있어요?</w:t>
+      </w:r>
+    </w:p>
+    <w:p>
+      <w:pPr>
+        <w:pStyle w:val="BodyText"/>
+      </w:pPr>
+      <w:r>
+        <w:t xml:space="preserve">일레인: 말을 끊을 거예요. 개인적으로 받아들이지 마요. 관심 있다는 뜻이에요.</w:t>
+      </w:r>
+    </w:p>
+    <w:p>
+      <w:pPr>
+        <w:pStyle w:val="BodyText"/>
+      </w:pPr>
+      <w:r>
+        <w:t xml:space="preserve">프리야: 안 끊으면요?</w:t>
+      </w:r>
+    </w:p>
+    <w:p>
+      <w:pPr>
+        <w:pStyle w:val="BodyText"/>
+      </w:pPr>
+      <w:r>
+        <w:t xml:space="preserve">일레인: 그럼 테이블 밑으로 이메일 확인하고 있는 거예요.</w:t>
+      </w:r>
+    </w:p>
+    <w:p>
+      <w:pPr>
+        <w:pStyle w:val="BodyText"/>
+      </w:pPr>
+      <w:r>
+        <w:t xml:space="preserve">엘레나: 알아 두면 좋겠네요.</w:t>
+      </w:r>
+    </w:p>
+    <w:p>
+      <w:pPr>
+        <w:pStyle w:val="BodyText"/>
+      </w:pPr>
+      <w:r>
+        <w:t xml:space="preserve">일레인: 하나 더요. 나한테 프로라타가 있잖아요. 그 사람이 리드하면 나도 다시 투자할 거예요.</w:t>
+      </w:r>
+    </w:p>
+    <w:p>
+      <w:pPr>
+        <w:pStyle w:val="BodyText"/>
+      </w:pPr>
+      <w:r>
+        <w:t xml:space="preserve">노아: 고마워요, 일레인. 전부 다요.</w:t>
+      </w:r>
+    </w:p>
+    <w:p>
+      <w:pPr>
+        <w:pStyle w:val="BodyText"/>
+      </w:pPr>
+      <w:r>
+        <w:t xml:space="preserve">일레인: 고마워하지 마요. 가서 말을 끊게 만들어요.</w:t>
+      </w:r>
+    </w:p>
     <w:bookmarkEnd w:id="32"/>
+    <w:bookmarkStart w:id="33" w:name="장면1-피칭과-시장-규모-1"/>
+    <w:p>
+      <w:pPr>
+        <w:pStyle w:val="Heading3"/>
+      </w:pPr>
+      <w:r>
+        <w:t xml:space="preserve">장면1 — 피칭과 시장 규모</w:t>
+      </w:r>
+    </w:p>
+    <w:p>
+      <w:pPr>
+        <w:pStyle w:val="FirstParagraph"/>
+      </w:pPr>
+      <w:r>
+        <w:t xml:space="preserve">리처드: 리처드 헤일입니다. 이쪽은 애널리스트 조던 파이크고요. 일레인이 여러분을 높이 평가하더군요.</w:t>
+      </w:r>
+    </w:p>
+    <w:p>
+      <w:pPr>
+        <w:pStyle w:val="BodyText"/>
+      </w:pPr>
+      <w:r>
+        <w:t xml:space="preserve">조던: 어젯밤에 덱을 읽었어요. 두 번이요.</w:t>
+      </w:r>
+    </w:p>
+    <w:p>
+      <w:pPr>
+        <w:pStyle w:val="BodyText"/>
+      </w:pPr>
+      <w:r>
+        <w:t xml:space="preserve">노아: 두 분 다 감사합니다. 20분 안에 끝낼게요.</w:t>
+      </w:r>
+    </w:p>
+    <w:p>
+      <w:pPr>
+        <w:pStyle w:val="BodyText"/>
+      </w:pPr>
+      <w:r>
+        <w:t xml:space="preserve">리처드: 10분만 쓰세요. 나머지 10분은 내가 질문할게요.</w:t>
+      </w:r>
+    </w:p>
+    <w:p>
+      <w:pPr>
+        <w:pStyle w:val="BodyText"/>
+      </w:pPr>
+      <w:r>
+        <w:t xml:space="preserve">노아: 좋습니다. 1번 슬라이드. Veyra. 되돌릴 수 있는 필러.</w:t>
+      </w:r>
+    </w:p>
+    <w:p>
+      <w:pPr>
+        <w:pStyle w:val="BodyText"/>
+      </w:pPr>
+      <w:r>
+        <w:t xml:space="preserve">리처드: 좋은 문장이네요. 핵심으로 넘어가요. 일레인이 말해 줬어요.</w:t>
+      </w:r>
+    </w:p>
+    <w:p>
+      <w:pPr>
+        <w:pStyle w:val="BodyText"/>
+      </w:pPr>
+      <w:r>
+        <w:t xml:space="preserve">노아: 12개월 효과와 세 배 빠른 용해를 동시에요. 지금 의사들은 오래가는 필러와 쉽게 녹는 필러 중 하나를 골라야 해요. 저희는 고를 필요가 없죠.</w:t>
+      </w:r>
+    </w:p>
+    <w:p>
+      <w:pPr>
+        <w:pStyle w:val="BodyText"/>
+      </w:pPr>
+      <w:r>
+        <w:t xml:space="preserve">리처드: 그 숫자들에서 지금 어디쯤 와 있어요?</w:t>
+      </w:r>
+    </w:p>
+    <w:p>
+      <w:pPr>
+        <w:pStyle w:val="BodyText"/>
+      </w:pPr>
+      <w:r>
+        <w:t xml:space="preserve">프리야: 실험실에서, 멸균 후에 2.9배 빨라요.</w:t>
+      </w:r>
+    </w:p>
+    <w:p>
+      <w:pPr>
+        <w:pStyle w:val="BodyText"/>
+      </w:pPr>
+      <w:r>
+        <w:t xml:space="preserve">리처드: 2.9. 어디서부터 올라온 거예요?</w:t>
+      </w:r>
+    </w:p>
+    <w:p>
+      <w:pPr>
+        <w:pStyle w:val="BodyText"/>
+      </w:pPr>
+      <w:r>
+        <w:t xml:space="preserve">프리야: 원래 논문은 2.4였어요. 멸균 전 기준으로요.</w:t>
+      </w:r>
+    </w:p>
+    <w:p>
+      <w:pPr>
+        <w:pStyle w:val="BodyText"/>
+      </w:pPr>
+      <w:r>
+        <w:t xml:space="preserve">조던: 12개월은요? 오래가는 건 어떻게 알아요?</w:t>
+      </w:r>
+    </w:p>
+    <w:p>
+      <w:pPr>
+        <w:pStyle w:val="BodyText"/>
+      </w:pPr>
+      <w:r>
+        <w:t xml:space="preserve">프리야: 아직 몰라요. 그걸 위해 동물 시험을 하는 거예요. 실험실에선 얼마나 빨리 녹는지는 보여 줄 수 있지만, 실제로 얼마나 오래가는지는 진짜 조직에서만 알 수 있어요.</w:t>
+      </w:r>
+    </w:p>
+    <w:p>
+      <w:pPr>
+        <w:pStyle w:val="BodyText"/>
+      </w:pPr>
+      <w:r>
+        <w:t xml:space="preserve">리처드: 솔직하네요. 좋아요. 계속해요, 노아. 시장 규모.</w:t>
+      </w:r>
+    </w:p>
+    <w:p>
+      <w:pPr>
+        <w:pStyle w:val="BodyText"/>
+      </w:pPr>
+      <w:r>
+        <w:t xml:space="preserve">노아: 세 가지 숫자를 써요. TAM, SAM, SOM.</w:t>
+      </w:r>
+    </w:p>
+    <w:p>
+      <w:pPr>
+        <w:pStyle w:val="BodyText"/>
+      </w:pPr>
+      <w:r>
+        <w:t xml:space="preserve">엘레나: 마커스가 좋아하겠네요. 약자가 세 개 더.</w:t>
+      </w:r>
+    </w:p>
+    <w:p>
+      <w:pPr>
+        <w:pStyle w:val="BodyText"/>
+      </w:pPr>
+      <w:r>
+        <w:t xml:space="preserve">노아: TAM은 전체 시장이에요. 미국에서 팔리는 모든 피부 필러.</w:t>
+      </w:r>
+    </w:p>
+    <w:p>
+      <w:pPr>
+        <w:pStyle w:val="BodyText"/>
+      </w:pPr>
+      <w:r>
+        <w:t xml:space="preserve">리처드: 얼마나 커요?</w:t>
+      </w:r>
+    </w:p>
+    <w:p>
+      <w:pPr>
+        <w:pStyle w:val="BodyText"/>
+      </w:pPr>
+      <w:r>
+        <w:t xml:space="preserve">노아: 공개 보고서로는 연간 20억에서 30억 달러예요. 그리고 성장 중이고요.</w:t>
+      </w:r>
+    </w:p>
+    <w:p>
+      <w:pPr>
+        <w:pStyle w:val="BodyText"/>
+      </w:pPr>
+      <w:r>
+        <w:t xml:space="preserve">리처드: 좋아요. SAM은?</w:t>
+      </w:r>
+    </w:p>
+    <w:p>
+      <w:pPr>
+        <w:pStyle w:val="BodyText"/>
+      </w:pPr>
+      <w:r>
+        <w:t xml:space="preserve">노아: 유효 시장이요. 우리가 실제로 닿을 수 있는 부분. 팔자주름과 볼.</w:t>
+      </w:r>
+    </w:p>
+    <w:p>
+      <w:pPr>
+        <w:pStyle w:val="BodyText"/>
+      </w:pPr>
+      <w:r>
+        <w:t xml:space="preserve">리처드: 입술은 왜 빼요? 입술이 대세잖아요.</w:t>
+      </w:r>
+    </w:p>
+    <w:p>
+      <w:pPr>
+        <w:pStyle w:val="BodyText"/>
+      </w:pPr>
+      <w:r>
+        <w:t xml:space="preserve">노아: 입술은 두 번째 제품이에요. 길이 가장 분명한 곳에서 시작해요.</w:t>
+      </w:r>
+    </w:p>
+    <w:p>
+      <w:pPr>
+        <w:pStyle w:val="BodyText"/>
+      </w:pPr>
+      <w:r>
+        <w:t xml:space="preserve">엘레나: 팔자주름의 FDA 경로는 잘 알려져 있어요. 임상 리스크가 낮죠.</w:t>
+      </w:r>
+    </w:p>
+    <w:p>
+      <w:pPr>
+        <w:pStyle w:val="BodyText"/>
+      </w:pPr>
+      <w:r>
+        <w:t xml:space="preserve">리처드: 좋아요. 그럼 SOM은?</w:t>
+      </w:r>
+    </w:p>
+    <w:p>
+      <w:pPr>
+        <w:pStyle w:val="BodyText"/>
+      </w:pPr>
+      <w:r>
+        <w:t xml:space="preserve">노아: 확보 가능 시장이요. 현실적으로 따낼 수 있는 부분. 5년 안에 10퍼센트.</w:t>
+      </w:r>
+    </w:p>
+    <w:p>
+      <w:pPr>
+        <w:pStyle w:val="BodyText"/>
+      </w:pPr>
+      <w:r>
+        <w:t xml:space="preserve">조던: 10퍼센트요. 왜 10이에요? 5나 20이 아니고?</w:t>
+      </w:r>
+    </w:p>
+    <w:p>
+      <w:pPr>
+        <w:pStyle w:val="BodyText"/>
+      </w:pPr>
+      <w:r>
+        <w:t xml:space="preserve">노아: 뚜렷한 장점이 있는 새 필러는 보통 5에서 15퍼센트에 도달하거든요. 10은 그 범위의 중간이라 낙관적인 게 아니라 현실적인 숫자예요. 여기선 차라리 덜 약속하는 게 낫다고 봐요.</w:t>
+      </w:r>
+    </w:p>
+    <w:p>
+      <w:pPr>
+        <w:pStyle w:val="BodyText"/>
+      </w:pPr>
+      <w:r>
+        <w:t xml:space="preserve">리처드: 보통이라. 누가 그래요?</w:t>
+      </w:r>
+    </w:p>
+    <w:p>
+      <w:pPr>
+        <w:pStyle w:val="BodyText"/>
+      </w:pPr>
+      <w:r>
+        <w:t xml:space="preserve">노아: 과거 출시 사례들이요. 공개 데이터고요. 오늘 밤 출처를 보낼게요.</w:t>
+      </w:r>
+    </w:p>
+    <w:p>
+      <w:pPr>
+        <w:pStyle w:val="BodyText"/>
+      </w:pPr>
+      <w:r>
+        <w:t xml:space="preserve">리처드: 보낼 거예요? 아니면 갖고 있어요?</w:t>
+      </w:r>
+    </w:p>
+    <w:p>
+      <w:pPr>
+        <w:pStyle w:val="BodyText"/>
+      </w:pPr>
+      <w:r>
+        <w:t xml:space="preserve">노아: 갖고 있어요. 부록, 14번 슬라이드요.</w:t>
+      </w:r>
+    </w:p>
+    <w:p>
+      <w:pPr>
+        <w:pStyle w:val="BodyText"/>
+      </w:pPr>
+      <w:r>
+        <w:t xml:space="preserve">조던: 있어요. 어젯밤에 봤어요.</w:t>
+      </w:r>
+    </w:p>
+    <w:p>
+      <w:pPr>
+        <w:pStyle w:val="BodyText"/>
+      </w:pPr>
+      <w:r>
+        <w:t xml:space="preserve">리처드: 좋아요. 숫자를 익혔군요. 일레인 말로는 작년 가을엔 아니었다던데.</w:t>
+      </w:r>
+    </w:p>
+    <w:p>
+      <w:pPr>
+        <w:pStyle w:val="BodyText"/>
+      </w:pPr>
+      <w:r>
+        <w:t xml:space="preserve">노아: 맞는 말이었어요. 겨울 내내 외웠어요.</w:t>
+      </w:r>
+    </w:p>
+    <w:bookmarkEnd w:id="33"/>
+    <w:bookmarkStart w:id="34" w:name="장면2-whats-the-path-to-a-billion-1"/>
+    <w:p>
+      <w:pPr>
+        <w:pStyle w:val="Heading3"/>
+      </w:pPr>
+      <w:r>
+        <w:t xml:space="preserve">장면2 —</w:t>
+      </w:r>
+      <w:r>
+        <w:t xml:space="preserve"> </w:t>
+      </w:r>
+      <w:r>
+        <w:t xml:space="preserve">“</w:t>
+      </w:r>
+      <w:r>
+        <w:t xml:space="preserve">What’s the path to a billion?</w:t>
+      </w:r>
+      <w:r>
+        <w:t xml:space="preserve">”</w:t>
+      </w:r>
+    </w:p>
+    <w:p>
+      <w:pPr>
+        <w:pStyle w:val="FirstParagraph"/>
+      </w:pPr>
+      <w:r>
+        <w:t xml:space="preserve">리처드: 자, 진짜 질문이요. 10억 달러까지 가는 길이 뭐예요?</w:t>
+      </w:r>
+    </w:p>
+    <w:p>
+      <w:pPr>
+        <w:pStyle w:val="BodyText"/>
+      </w:pPr>
+      <w:r>
+        <w:t xml:space="preserve">노아: 매출 10억이요? 아니면 기업 가치요?</w:t>
+      </w:r>
+    </w:p>
+    <w:p>
+      <w:pPr>
+        <w:pStyle w:val="BodyText"/>
+      </w:pPr>
+      <w:r>
+        <w:t xml:space="preserve">리처드: 가치요. 이 회사가 10억 달러의 가치가 될 수 있다고 믿어야 해요.</w:t>
+      </w:r>
+    </w:p>
+    <w:p>
+      <w:pPr>
+        <w:pStyle w:val="BodyText"/>
+      </w:pPr>
+      <w:r>
+        <w:t xml:space="preserve">노아: 시장의 10퍼센트면 매출 약 3억 달러예요.</w:t>
+      </w:r>
+    </w:p>
+    <w:p>
+      <w:pPr>
+        <w:pStyle w:val="BodyText"/>
+      </w:pPr>
+      <w:r>
+        <w:t xml:space="preserve">리처드: 그리고요?</w:t>
+      </w:r>
+    </w:p>
+    <w:p>
+      <w:pPr>
+        <w:pStyle w:val="BodyText"/>
+      </w:pPr>
+      <w:r>
+        <w:t xml:space="preserve">노아: 필러는 마진이 높아요. 80퍼센트 이상이요. 그리고 대기업이 필러 사업을 인수할 때는 보통 매출의 몇 배를 지불해요. 그러니까 매출 3억 달러면 10억 달러를 넘는 거죠.</w:t>
+      </w:r>
+    </w:p>
+    <w:p>
+      <w:pPr>
+        <w:pStyle w:val="BodyText"/>
+      </w:pPr>
+      <w:r>
+        <w:t xml:space="preserve">리처드: 그러니까 첫 제품만으로도 갈 수 있다. 또 뭐가 있죠?</w:t>
+      </w:r>
+    </w:p>
+    <w:p>
+      <w:pPr>
+        <w:pStyle w:val="BodyText"/>
+      </w:pPr>
+      <w:r>
+        <w:t xml:space="preserve">노아: 두 번째 제품으로 입술. 그다음 해외. 유럽과 아시아.</w:t>
+      </w:r>
+    </w:p>
+    <w:p>
+      <w:pPr>
+        <w:pStyle w:val="BodyText"/>
+      </w:pPr>
+      <w:r>
+        <w:t xml:space="preserve">엘레나: 그리고 교육 프로그램이요. 시술자 대상 안전 교육. 그게 충성도를 만들어요.</w:t>
+      </w:r>
+    </w:p>
+    <w:p>
+      <w:pPr>
+        <w:pStyle w:val="BodyText"/>
+      </w:pPr>
+      <w:r>
+        <w:t xml:space="preserve">리처드: 흥미롭네요. 기능이 아니라 브랜드로서의 안전.</w:t>
+      </w:r>
+    </w:p>
+    <w:p>
+      <w:pPr>
+        <w:pStyle w:val="BodyText"/>
+      </w:pPr>
+      <w:r>
+        <w:t xml:space="preserve">조던: 경쟁에 대해 물어봐도 될까요? 할번이 베끼는 걸 뭐가 막죠?</w:t>
+      </w:r>
+    </w:p>
+    <w:p>
+      <w:pPr>
+        <w:pStyle w:val="BodyText"/>
+      </w:pPr>
+      <w:r>
+        <w:t xml:space="preserve">프리야: 솔직히요? 기본 아이디어는 공개돼 있어요. 제 논문이요. 누구나 읽을 수 있어요.</w:t>
+      </w:r>
+    </w:p>
+    <w:p>
+      <w:pPr>
+        <w:pStyle w:val="BodyText"/>
+      </w:pPr>
+      <w:r>
+        <w:t xml:space="preserve">리처드: 피칭에서 인정하기엔 위험한 얘기네요.</w:t>
+      </w:r>
+    </w:p>
+    <w:p>
+      <w:pPr>
+        <w:pStyle w:val="BodyText"/>
+      </w:pPr>
+      <w:r>
+        <w:t xml:space="preserve">프리야: 숨기는 게 더 위험해요. 어차피 실사에서 찾으실 거고, 그러면 저희가 또 뭘 숨기는지 의심하시겠죠. 차라리 오늘 제 입으로 듣는 게 나아요.</w:t>
+      </w:r>
+    </w:p>
+    <w:p>
+      <w:pPr>
+        <w:pStyle w:val="BodyText"/>
+      </w:pPr>
+      <w:r>
+        <w:t xml:space="preserve">리처드: 맞아요. 그럼 해자가 뭐예요?</w:t>
+      </w:r>
+    </w:p>
+    <w:p>
+      <w:pPr>
+        <w:pStyle w:val="BodyText"/>
+      </w:pPr>
+      <w:r>
+        <w:t xml:space="preserve">노아: 우리 해자는 다음에 발명할 것들이에요. 정확한 배합. 공정. 둘 다에 대한 특허.</w:t>
+      </w:r>
+    </w:p>
+    <w:p>
+      <w:pPr>
+        <w:pStyle w:val="BodyText"/>
+      </w:pPr>
+      <w:r>
+        <w:t xml:space="preserve">프리야: 지난주에 첫 가특허를 출원했어요. 멸균 공정에 대해서요.</w:t>
+      </w:r>
+    </w:p>
+    <w:p>
+      <w:pPr>
+        <w:pStyle w:val="BodyText"/>
+      </w:pPr>
+      <w:r>
+        <w:t xml:space="preserve">리처드: 좋아요. 속도는요?</w:t>
+      </w:r>
+    </w:p>
+    <w:p>
+      <w:pPr>
+        <w:pStyle w:val="BodyText"/>
+      </w:pPr>
+      <w:r>
+        <w:t xml:space="preserve">노아: 생산업체를 확보해 뒀어요. 기술 이전은 다음 분기에 시작할 수 있어요.</w:t>
+      </w:r>
+    </w:p>
+    <w:p>
+      <w:pPr>
+        <w:pStyle w:val="BodyText"/>
+      </w:pPr>
+      <w:r>
+        <w:t xml:space="preserve">조던: 빠르게 녹는 필러를 개발하는 다른 곳은 어디예요?</w:t>
+      </w:r>
+    </w:p>
+    <w:p>
+      <w:pPr>
+        <w:pStyle w:val="BodyText"/>
+      </w:pPr>
+      <w:r>
+        <w:t xml:space="preserve">노아: 이 분야를 탐색하는 곳들이 있다고 들었어요. 누군지는 몰라요.</w:t>
+      </w:r>
+    </w:p>
+    <w:p>
+      <w:pPr>
+        <w:pStyle w:val="BodyText"/>
+      </w:pPr>
+      <w:r>
+        <w:t xml:space="preserve">리처드: 당연히 있겠죠. 좋은 아이디어는 절대 혼자가 아니에요. 뭔가 통하면 여러 팀이 동시에 발견하죠. 이기는 건 아이디어를 가진 쪽이 아니라 가장 빨리 실행하는 쪽이에요.</w:t>
+      </w:r>
+    </w:p>
+    <w:p>
+      <w:pPr>
+        <w:pStyle w:val="BodyText"/>
+      </w:pPr>
+      <w:r>
+        <w:t xml:space="preserve">엘레나: 그래서 더 빨리 움직여야 해요. 당신의 돈으로요.</w:t>
+      </w:r>
+    </w:p>
+    <w:p>
+      <w:pPr>
+        <w:pStyle w:val="BodyText"/>
+      </w:pPr>
+      <w:r>
+        <w:t xml:space="preserve">리처드: 하. 연결이 좋네요, 선생님. 얼마를 모으고 있어요?</w:t>
+      </w:r>
+    </w:p>
+    <w:p>
+      <w:pPr>
+        <w:pStyle w:val="BodyText"/>
+      </w:pPr>
+      <w:r>
+        <w:t xml:space="preserve">노아: 500만 달러요. 동물 시험, 기술 이전, 첫 임상 배치를 위해서요.</w:t>
+      </w:r>
+    </w:p>
+    <w:p>
+      <w:pPr>
+        <w:pStyle w:val="BodyText"/>
+      </w:pPr>
+      <w:r>
+        <w:t xml:space="preserve">리처드: 그리고 끝에 도달할 마일스톤은요?</w:t>
+      </w:r>
+    </w:p>
+    <w:p>
+      <w:pPr>
+        <w:pStyle w:val="BodyText"/>
+      </w:pPr>
+      <w:r>
+        <w:t xml:space="preserve">노아: 임상시험 시작에 대한 FDA 승인이요. 승인된 IDE요.</w:t>
+      </w:r>
+    </w:p>
+    <w:p>
+      <w:pPr>
+        <w:pStyle w:val="BodyText"/>
+      </w:pPr>
+      <w:r>
+        <w:t xml:space="preserve">조던: 임상시험용 의료기기 면제요. 사람에게 시험해도 된다는 허가죠.</w:t>
+      </w:r>
+    </w:p>
+    <w:p>
+      <w:pPr>
+        <w:pStyle w:val="BodyText"/>
+      </w:pPr>
+      <w:r>
+        <w:t xml:space="preserve">엘레나: 맞아요. 그때 시리즈 A가 가능해지죠.</w:t>
+      </w:r>
+    </w:p>
+    <w:p>
+      <w:pPr>
+        <w:pStyle w:val="BodyText"/>
+      </w:pPr>
+      <w:r>
+        <w:t xml:space="preserve">리처드: 흠. 조던이랑 잠깐 얘기 좀 할게요. 어디 가지 마세요.</w:t>
+      </w:r>
+    </w:p>
+    <w:bookmarkEnd w:id="34"/>
+    <w:bookmarkStart w:id="35" w:name="절정전환-조건부-제안-1"/>
+    <w:p>
+      <w:pPr>
+        <w:pStyle w:val="Heading3"/>
+      </w:pPr>
+      <w:r>
+        <w:t xml:space="preserve">절정·전환 — 조건부 제안</w:t>
+      </w:r>
+    </w:p>
+    <w:p>
+      <w:pPr>
+        <w:pStyle w:val="FirstParagraph"/>
+      </w:pPr>
+      <w:r>
+        <w:t xml:space="preserve">프리야: 너 말을 열한 번 끊었어. 내가 셌어.</w:t>
+      </w:r>
+    </w:p>
+    <w:p>
+      <w:pPr>
+        <w:pStyle w:val="BodyText"/>
+      </w:pPr>
+      <w:r>
+        <w:t xml:space="preserve">노아: 일레인이 좋은 신호라고 했잖아.</w:t>
+      </w:r>
+    </w:p>
+    <w:p>
+      <w:pPr>
+        <w:pStyle w:val="BodyText"/>
+      </w:pPr>
+      <w:r>
+        <w:t xml:space="preserve">엘레나: 3분 지나고부터는 핸드폰도 안 봤어요.</w:t>
+      </w:r>
+    </w:p>
+    <w:p>
+      <w:pPr>
+        <w:pStyle w:val="BodyText"/>
+      </w:pPr>
+      <w:r>
+        <w:t xml:space="preserve">리처드: 좋아요. 지금 상황은 이래요. 팀이 마음에 들어요. 시장도 마음에 들고요.</w:t>
+      </w:r>
+    </w:p>
+    <w:p>
+      <w:pPr>
+        <w:pStyle w:val="BodyText"/>
+      </w:pPr>
+      <w:r>
+        <w:t xml:space="preserve">노아: 감사합니다.</w:t>
+      </w:r>
+    </w:p>
+    <w:p>
+      <w:pPr>
+        <w:pStyle w:val="BodyText"/>
+      </w:pPr>
+      <w:r>
+        <w:t xml:space="preserve">리처드: 하지만 일러요. 시험관 데이터뿐이죠. 동물 데이터가 없어요. 지금 투자하면 실험실 결과 하나에 500만 달러를 거는 셈이고, 파트너들은 왜 기다리지 않았냐고 물을 거예요.</w:t>
+      </w:r>
+    </w:p>
+    <w:p>
+      <w:pPr>
+        <w:pStyle w:val="BodyText"/>
+      </w:pPr>
+      <w:r>
+        <w:t xml:space="preserve">노아: 그걸 위한 돈이에요.</w:t>
+      </w:r>
+    </w:p>
+    <w:p>
+      <w:pPr>
+        <w:pStyle w:val="BodyText"/>
+      </w:pPr>
+      <w:r>
+        <w:t xml:space="preserve">리처드: 알아요. 그래서 내 제안은 이래요. 조건부 텀싯.</w:t>
+      </w:r>
+    </w:p>
+    <w:p>
+      <w:pPr>
+        <w:pStyle w:val="BodyText"/>
+      </w:pPr>
+      <w:r>
+        <w:t xml:space="preserve">엘레나: 무엇을 조건으로요?</w:t>
+      </w:r>
+    </w:p>
+    <w:p>
+      <w:pPr>
+        <w:pStyle w:val="BodyText"/>
+      </w:pPr>
+      <w:r>
+        <w:t xml:space="preserve">리처드: 노스게이트가 500만 달러를 리드해요. 동물 시험에서 최소 2.5배 빠르게 나온다면.</w:t>
+      </w:r>
+    </w:p>
+    <w:p>
+      <w:pPr>
+        <w:pStyle w:val="BodyText"/>
+      </w:pPr>
+      <w:r>
+        <w:t xml:space="preserve">노아: 2.5배. 동물에서.</w:t>
+      </w:r>
+    </w:p>
+    <w:p>
+      <w:pPr>
+        <w:pStyle w:val="BodyText"/>
+      </w:pPr>
+      <w:r>
+        <w:t xml:space="preserve">리처드: 실험실에서 2.9가 나왔잖아요. 2.5면 쉬울 거예요.</w:t>
+      </w:r>
+    </w:p>
+    <w:p>
+      <w:pPr>
+        <w:pStyle w:val="BodyText"/>
+      </w:pPr>
+      <w:r>
+        <w:t xml:space="preserve">프리야: 그래야겠죠. 하지만 시험관과 생체는 달라요.</w:t>
+      </w:r>
+    </w:p>
+    <w:p>
+      <w:pPr>
+        <w:pStyle w:val="BodyText"/>
+      </w:pPr>
+      <w:r>
+        <w:t xml:space="preserve">조던: 쉬운 말로요?</w:t>
+      </w:r>
+    </w:p>
+    <w:p>
+      <w:pPr>
+        <w:pStyle w:val="BodyText"/>
+      </w:pPr>
+      <w:r>
+        <w:t xml:space="preserve">프리야: 시험관은 살아 있는 몸이 아니에요. 몸은 복잡해요. 혈류도 있고, 염증도 있고, 효소 수치도 몸마다 달라요. 그래서 실험실 숫자는 동물에선 보통 떨어지죠.</w:t>
+      </w:r>
+    </w:p>
+    <w:p>
+      <w:pPr>
+        <w:pStyle w:val="BodyText"/>
+      </w:pPr>
+      <w:r>
+        <w:t xml:space="preserve">리처드: 얼마나 떨어져요?</w:t>
+      </w:r>
+    </w:p>
+    <w:p>
+      <w:pPr>
+        <w:pStyle w:val="BodyText"/>
+      </w:pPr>
+      <w:r>
+        <w:t xml:space="preserve">프리야: 모르겠어요. 그게 솔직한 대답이에요.</w:t>
+      </w:r>
+    </w:p>
+    <w:p>
+      <w:pPr>
+        <w:pStyle w:val="BodyText"/>
+      </w:pPr>
+      <w:r>
+        <w:t xml:space="preserve">리처드: 그럼 그게 우리가 함께 지는 리스크예요. 당신이 증명하면, 내가 투자하죠.</w:t>
+      </w:r>
+    </w:p>
+    <w:p>
+      <w:pPr>
+        <w:pStyle w:val="BodyText"/>
+      </w:pPr>
+      <w:r>
+        <w:t xml:space="preserve">노아: 결과는 언제까지 필요하세요?</w:t>
+      </w:r>
+    </w:p>
+    <w:p>
+      <w:pPr>
+        <w:pStyle w:val="BodyText"/>
+      </w:pPr>
+      <w:r>
+        <w:t xml:space="preserve">리처드: 90일이요. 그 뒤엔 텀싯이 만료돼요.</w:t>
+      </w:r>
+    </w:p>
+    <w:p>
+      <w:pPr>
+        <w:pStyle w:val="BodyText"/>
+      </w:pPr>
+      <w:r>
+        <w:t xml:space="preserve">노아: 90일. 동물 시험은 약 8주 걸려요.</w:t>
+      </w:r>
+    </w:p>
+    <w:p>
+      <w:pPr>
+        <w:pStyle w:val="BodyText"/>
+      </w:pPr>
+      <w:r>
+        <w:t xml:space="preserve">엘레나: 그럼 여유가 4주 남아요. 많지 않네요. 동물 한 마리가 아프거나 실험실에 지연이 생기면, 그 4주는 금방 사라져요. 의학에선 연구가 제때 끝나는 일이 거의 없어요.</w:t>
+      </w:r>
+    </w:p>
+    <w:p>
+      <w:pPr>
+        <w:pStyle w:val="BodyText"/>
+      </w:pPr>
+      <w:r>
+        <w:t xml:space="preserve">노아: 받아들일게요. 감사합니다, 리처드.</w:t>
+      </w:r>
+    </w:p>
+    <w:p>
+      <w:pPr>
+        <w:pStyle w:val="BodyText"/>
+      </w:pPr>
+      <w:r>
+        <w:t xml:space="preserve">프리야: 노아. 먼저 얘기해 보면 안 될까? 팀으로서?</w:t>
+      </w:r>
+    </w:p>
+    <w:p>
+      <w:pPr>
+        <w:pStyle w:val="BodyText"/>
+      </w:pPr>
+      <w:r>
+        <w:t xml:space="preserve">리처드: 상의해 보세요. 조던이 오늘 밤 텀싯을 보낼 거예요.</w:t>
+      </w:r>
+    </w:p>
+    <w:bookmarkEnd w:id="35"/>
+    <w:bookmarkStart w:id="36" w:name="마무리-다시-주차장-1"/>
+    <w:p>
+      <w:pPr>
+        <w:pStyle w:val="Heading3"/>
+      </w:pPr>
+      <w:r>
+        <w:t xml:space="preserve">마무리 — 다시 주차장</w:t>
+      </w:r>
+    </w:p>
+    <w:p>
+      <w:pPr>
+        <w:pStyle w:val="FirstParagraph"/>
+      </w:pPr>
+      <w:r>
+        <w:t xml:space="preserve">프리야: 상의하기도 전에 네가 좋다고 했어.</w:t>
+      </w:r>
+    </w:p>
+    <w:p>
+      <w:pPr>
+        <w:pStyle w:val="BodyText"/>
+      </w:pPr>
+      <w:r>
+        <w:t xml:space="preserve">노아: 500만 달러야, 프리야. 진짜 VC한테서.</w:t>
+      </w:r>
+    </w:p>
+    <w:p>
+      <w:pPr>
+        <w:pStyle w:val="BodyText"/>
+      </w:pPr>
+      <w:r>
+        <w:t xml:space="preserve">프리야: 내가 약속할 수 없는 숫자랑 같이. 90일 안에.</w:t>
+      </w:r>
+    </w:p>
+    <w:p>
+      <w:pPr>
+        <w:pStyle w:val="BodyText"/>
+      </w:pPr>
+      <w:r>
+        <w:t xml:space="preserve">엘레나: 프리야 말이 맞아요, 노아. 안에선 논쟁, 밖에선 한목소리. 안쪽 단계를 건너뛰었어요. 그 숫자를 만들어 내야 하는 사람은 프리야니까, 동의하기 전에 프리야도 의견을 말할 자격이 있었어요.</w:t>
+      </w:r>
+    </w:p>
+    <w:p>
+      <w:pPr>
+        <w:pStyle w:val="BodyText"/>
+      </w:pPr>
+      <w:r>
+        <w:t xml:space="preserve">노아: 맞아요. 미안해요. 너무 들떴어요.</w:t>
+      </w:r>
+    </w:p>
+    <w:p>
+      <w:pPr>
+        <w:pStyle w:val="BodyText"/>
+      </w:pPr>
+      <w:r>
+        <w:t xml:space="preserve">일레인: 그래서? 어땠어요? 말을 끊었어요?</w:t>
+      </w:r>
+    </w:p>
+    <w:p>
+      <w:pPr>
+        <w:pStyle w:val="BodyText"/>
+      </w:pPr>
+      <w:r>
+        <w:t xml:space="preserve">노아: 열한 번이요. 그리고 조건부 텀싯을 제안했어요.</w:t>
+      </w:r>
+    </w:p>
+    <w:p>
+      <w:pPr>
+        <w:pStyle w:val="BodyText"/>
+      </w:pPr>
+      <w:r>
+        <w:t xml:space="preserve">일레인: 무슨 조건으로요?</w:t>
+      </w:r>
+    </w:p>
+    <w:p>
+      <w:pPr>
+        <w:pStyle w:val="BodyText"/>
+      </w:pPr>
+      <w:r>
+        <w:t xml:space="preserve">프리야: 동물에서 2.5배 빠르게. 90일 안에요.</w:t>
+      </w:r>
+    </w:p>
+    <w:p>
+      <w:pPr>
+        <w:pStyle w:val="BodyText"/>
+      </w:pPr>
+      <w:r>
+        <w:t xml:space="preserve">일레인: 아. 조건부 텀싯은 리본 달린 수갑이에요.</w:t>
+      </w:r>
+    </w:p>
+    <w:p>
+      <w:pPr>
+        <w:pStyle w:val="BodyText"/>
+      </w:pPr>
+      <w:r>
+        <w:t xml:space="preserve">노아: 무슨 뜻이에요?</w:t>
+      </w:r>
+    </w:p>
+    <w:p>
+      <w:pPr>
+        <w:pStyle w:val="BodyText"/>
+      </w:pPr>
+      <w:r>
+        <w:t xml:space="preserve">일레인: 선물처럼 보이죠. 하지만 숫자를 못 맞추면 그 사람은 떠나요. 그리고 오스틴 사람들은 다 그가 떠났다는 걸 알게 될 거고, 그러면 다음 투자자를 설득하기가 훨씬 어려워져요. 그게 수갑이에요.</w:t>
+      </w:r>
+    </w:p>
+    <w:p>
+      <w:pPr>
+        <w:pStyle w:val="BodyText"/>
+      </w:pPr>
+      <w:r>
+        <w:t xml:space="preserve">엘레나: 그러니까 동물 시험이 완벽해야 하네요.</w:t>
+      </w:r>
+    </w:p>
+    <w:p>
+      <w:pPr>
+        <w:pStyle w:val="BodyText"/>
+      </w:pPr>
+      <w:r>
+        <w:t xml:space="preserve">프리야: 다음 주 월요일에 시작해. 샌안토니오에서. 레오가 지금 샘플을 포장하고 있어.</w:t>
+      </w:r>
+    </w:p>
+    <w:p>
+      <w:pPr>
+        <w:pStyle w:val="BodyText"/>
+      </w:pPr>
+      <w:r>
+        <w:t xml:space="preserve">노아: 그럼 몸이 네 생각보다 덜 복잡하길 바라자.</w:t>
+      </w:r>
+    </w:p>
+    <w:bookmarkEnd w:id="36"/>
+    <w:bookmarkEnd w:id="37"/>
+    <w:bookmarkEnd w:id="38"/>
     <w:sectPr/>
   </w:body>
 </w:document>
@@ -3509,583 +3468,8 @@
       </w:pPr>
     </w:lvl>
   </w:abstractNum>
-  <w:abstractNum w:abstractNumId="99411">
-    <w:nsid w:val="A99411"/>
-    <w:multiLevelType w:val="multilevel"/>
-    <w:lvl w:ilvl="0">
-      <w:start w:val="1"/>
-      <w:numFmt w:val="decimal"/>
-      <w:lvlText w:val="%1."/>
-      <w:lvlJc w:val="left"/>
-      <w:pPr>
-        <w:ind w:left="720" w:hanging="480"/>
-      </w:pPr>
-    </w:lvl>
-    <w:lvl w:ilvl="1">
-      <w:start w:val="1"/>
-      <w:numFmt w:val="decimal"/>
-      <w:lvlText w:val="%2."/>
-      <w:lvlJc w:val="left"/>
-      <w:pPr>
-        <w:ind w:left="1440" w:hanging="480"/>
-      </w:pPr>
-    </w:lvl>
-    <w:lvl w:ilvl="2">
-      <w:start w:val="1"/>
-      <w:numFmt w:val="decimal"/>
-      <w:lvlText w:val="%3."/>
-      <w:lvlJc w:val="left"/>
-      <w:pPr>
-        <w:ind w:left="2160" w:hanging="480"/>
-      </w:pPr>
-    </w:lvl>
-    <w:lvl w:ilvl="3">
-      <w:start w:val="1"/>
-      <w:numFmt w:val="decimal"/>
-      <w:lvlText w:val="%4."/>
-      <w:lvlJc w:val="left"/>
-      <w:pPr>
-        <w:ind w:left="2880" w:hanging="480"/>
-      </w:pPr>
-    </w:lvl>
-    <w:lvl w:ilvl="4">
-      <w:start w:val="1"/>
-      <w:numFmt w:val="decimal"/>
-      <w:lvlText w:val="%5."/>
-      <w:lvlJc w:val="left"/>
-      <w:pPr>
-        <w:ind w:left="3600" w:hanging="480"/>
-      </w:pPr>
-    </w:lvl>
-    <w:lvl w:ilvl="5">
-      <w:start w:val="1"/>
-      <w:numFmt w:val="decimal"/>
-      <w:lvlText w:val="%6."/>
-      <w:lvlJc w:val="left"/>
-      <w:pPr>
-        <w:ind w:left="4320" w:hanging="480"/>
-      </w:pPr>
-    </w:lvl>
-    <w:lvl w:ilvl="6">
-      <w:start w:val="1"/>
-      <w:numFmt w:val="decimal"/>
-      <w:lvlText w:val="%7."/>
-      <w:lvlJc w:val="left"/>
-      <w:pPr>
-        <w:ind w:left="5040" w:hanging="480"/>
-      </w:pPr>
-    </w:lvl>
-    <w:lvl w:ilvl="7">
-      <w:start w:val="1"/>
-      <w:numFmt w:val="decimal"/>
-      <w:lvlText w:val="%8."/>
-      <w:lvlJc w:val="left"/>
-      <w:pPr>
-        <w:ind w:left="5760" w:hanging="480"/>
-      </w:pPr>
-    </w:lvl>
-    <w:lvl w:ilvl="8">
-      <w:start w:val="1"/>
-      <w:numFmt w:val="decimal"/>
-      <w:lvlText w:val="%9."/>
-      <w:lvlJc w:val="left"/>
-      <w:pPr>
-        <w:ind w:left="6480" w:hanging="480"/>
-      </w:pPr>
-    </w:lvl>
-  </w:abstractNum>
-  <w:abstractNum w:abstractNumId="994116">
-    <w:nsid w:val="A994116"/>
-    <w:multiLevelType w:val="multilevel"/>
-    <w:lvl w:ilvl="0">
-      <w:start w:val="16"/>
-      <w:numFmt w:val="decimal"/>
-      <w:lvlText w:val="%1."/>
-      <w:lvlJc w:val="left"/>
-      <w:pPr>
-        <w:ind w:left="720" w:hanging="480"/>
-      </w:pPr>
-    </w:lvl>
-    <w:lvl w:ilvl="1">
-      <w:start w:val="16"/>
-      <w:numFmt w:val="decimal"/>
-      <w:lvlText w:val="%2."/>
-      <w:lvlJc w:val="left"/>
-      <w:pPr>
-        <w:ind w:left="1440" w:hanging="480"/>
-      </w:pPr>
-    </w:lvl>
-    <w:lvl w:ilvl="2">
-      <w:start w:val="16"/>
-      <w:numFmt w:val="decimal"/>
-      <w:lvlText w:val="%3."/>
-      <w:lvlJc w:val="left"/>
-      <w:pPr>
-        <w:ind w:left="2160" w:hanging="480"/>
-      </w:pPr>
-    </w:lvl>
-    <w:lvl w:ilvl="3">
-      <w:start w:val="16"/>
-      <w:numFmt w:val="decimal"/>
-      <w:lvlText w:val="%4."/>
-      <w:lvlJc w:val="left"/>
-      <w:pPr>
-        <w:ind w:left="2880" w:hanging="480"/>
-      </w:pPr>
-    </w:lvl>
-    <w:lvl w:ilvl="4">
-      <w:start w:val="16"/>
-      <w:numFmt w:val="decimal"/>
-      <w:lvlText w:val="%5."/>
-      <w:lvlJc w:val="left"/>
-      <w:pPr>
-        <w:ind w:left="3600" w:hanging="480"/>
-      </w:pPr>
-    </w:lvl>
-    <w:lvl w:ilvl="5">
-      <w:start w:val="16"/>
-      <w:numFmt w:val="decimal"/>
-      <w:lvlText w:val="%6."/>
-      <w:lvlJc w:val="left"/>
-      <w:pPr>
-        <w:ind w:left="4320" w:hanging="480"/>
-      </w:pPr>
-    </w:lvl>
-    <w:lvl w:ilvl="6">
-      <w:start w:val="16"/>
-      <w:numFmt w:val="decimal"/>
-      <w:lvlText w:val="%7."/>
-      <w:lvlJc w:val="left"/>
-      <w:pPr>
-        <w:ind w:left="5040" w:hanging="480"/>
-      </w:pPr>
-    </w:lvl>
-    <w:lvl w:ilvl="7">
-      <w:start w:val="16"/>
-      <w:numFmt w:val="decimal"/>
-      <w:lvlText w:val="%8."/>
-      <w:lvlJc w:val="left"/>
-      <w:pPr>
-        <w:ind w:left="5760" w:hanging="480"/>
-      </w:pPr>
-    </w:lvl>
-    <w:lvl w:ilvl="8">
-      <w:start w:val="16"/>
-      <w:numFmt w:val="decimal"/>
-      <w:lvlText w:val="%9."/>
-      <w:lvlJc w:val="left"/>
-      <w:pPr>
-        <w:ind w:left="6480" w:hanging="480"/>
-      </w:pPr>
-    </w:lvl>
-  </w:abstractNum>
-  <w:abstractNum w:abstractNumId="994151">
-    <w:nsid w:val="A994151"/>
-    <w:multiLevelType w:val="multilevel"/>
-    <w:lvl w:ilvl="0">
-      <w:start w:val="51"/>
-      <w:numFmt w:val="decimal"/>
-      <w:lvlText w:val="%1."/>
-      <w:lvlJc w:val="left"/>
-      <w:pPr>
-        <w:ind w:left="720" w:hanging="480"/>
-      </w:pPr>
-    </w:lvl>
-    <w:lvl w:ilvl="1">
-      <w:start w:val="51"/>
-      <w:numFmt w:val="decimal"/>
-      <w:lvlText w:val="%2."/>
-      <w:lvlJc w:val="left"/>
-      <w:pPr>
-        <w:ind w:left="1440" w:hanging="480"/>
-      </w:pPr>
-    </w:lvl>
-    <w:lvl w:ilvl="2">
-      <w:start w:val="51"/>
-      <w:numFmt w:val="decimal"/>
-      <w:lvlText w:val="%3."/>
-      <w:lvlJc w:val="left"/>
-      <w:pPr>
-        <w:ind w:left="2160" w:hanging="480"/>
-      </w:pPr>
-    </w:lvl>
-    <w:lvl w:ilvl="3">
-      <w:start w:val="51"/>
-      <w:numFmt w:val="decimal"/>
-      <w:lvlText w:val="%4."/>
-      <w:lvlJc w:val="left"/>
-      <w:pPr>
-        <w:ind w:left="2880" w:hanging="480"/>
-      </w:pPr>
-    </w:lvl>
-    <w:lvl w:ilvl="4">
-      <w:start w:val="51"/>
-      <w:numFmt w:val="decimal"/>
-      <w:lvlText w:val="%5."/>
-      <w:lvlJc w:val="left"/>
-      <w:pPr>
-        <w:ind w:left="3600" w:hanging="480"/>
-      </w:pPr>
-    </w:lvl>
-    <w:lvl w:ilvl="5">
-      <w:start w:val="51"/>
-      <w:numFmt w:val="decimal"/>
-      <w:lvlText w:val="%6."/>
-      <w:lvlJc w:val="left"/>
-      <w:pPr>
-        <w:ind w:left="4320" w:hanging="480"/>
-      </w:pPr>
-    </w:lvl>
-    <w:lvl w:ilvl="6">
-      <w:start w:val="51"/>
-      <w:numFmt w:val="decimal"/>
-      <w:lvlText w:val="%7."/>
-      <w:lvlJc w:val="left"/>
-      <w:pPr>
-        <w:ind w:left="5040" w:hanging="480"/>
-      </w:pPr>
-    </w:lvl>
-    <w:lvl w:ilvl="7">
-      <w:start w:val="51"/>
-      <w:numFmt w:val="decimal"/>
-      <w:lvlText w:val="%8."/>
-      <w:lvlJc w:val="left"/>
-      <w:pPr>
-        <w:ind w:left="5760" w:hanging="480"/>
-      </w:pPr>
-    </w:lvl>
-    <w:lvl w:ilvl="8">
-      <w:start w:val="51"/>
-      <w:numFmt w:val="decimal"/>
-      <w:lvlText w:val="%9."/>
-      <w:lvlJc w:val="left"/>
-      <w:pPr>
-        <w:ind w:left="6480" w:hanging="480"/>
-      </w:pPr>
-    </w:lvl>
-  </w:abstractNum>
-  <w:abstractNum w:abstractNumId="994181">
-    <w:nsid w:val="A994181"/>
-    <w:multiLevelType w:val="multilevel"/>
-    <w:lvl w:ilvl="0">
-      <w:start w:val="81"/>
-      <w:numFmt w:val="decimal"/>
-      <w:lvlText w:val="%1."/>
-      <w:lvlJc w:val="left"/>
-      <w:pPr>
-        <w:ind w:left="720" w:hanging="480"/>
-      </w:pPr>
-    </w:lvl>
-    <w:lvl w:ilvl="1">
-      <w:start w:val="81"/>
-      <w:numFmt w:val="decimal"/>
-      <w:lvlText w:val="%2."/>
-      <w:lvlJc w:val="left"/>
-      <w:pPr>
-        <w:ind w:left="1440" w:hanging="480"/>
-      </w:pPr>
-    </w:lvl>
-    <w:lvl w:ilvl="2">
-      <w:start w:val="81"/>
-      <w:numFmt w:val="decimal"/>
-      <w:lvlText w:val="%3."/>
-      <w:lvlJc w:val="left"/>
-      <w:pPr>
-        <w:ind w:left="2160" w:hanging="480"/>
-      </w:pPr>
-    </w:lvl>
-    <w:lvl w:ilvl="3">
-      <w:start w:val="81"/>
-      <w:numFmt w:val="decimal"/>
-      <w:lvlText w:val="%4."/>
-      <w:lvlJc w:val="left"/>
-      <w:pPr>
-        <w:ind w:left="2880" w:hanging="480"/>
-      </w:pPr>
-    </w:lvl>
-    <w:lvl w:ilvl="4">
-      <w:start w:val="81"/>
-      <w:numFmt w:val="decimal"/>
-      <w:lvlText w:val="%5."/>
-      <w:lvlJc w:val="left"/>
-      <w:pPr>
-        <w:ind w:left="3600" w:hanging="480"/>
-      </w:pPr>
-    </w:lvl>
-    <w:lvl w:ilvl="5">
-      <w:start w:val="81"/>
-      <w:numFmt w:val="decimal"/>
-      <w:lvlText w:val="%6."/>
-      <w:lvlJc w:val="left"/>
-      <w:pPr>
-        <w:ind w:left="4320" w:hanging="480"/>
-      </w:pPr>
-    </w:lvl>
-    <w:lvl w:ilvl="6">
-      <w:start w:val="81"/>
-      <w:numFmt w:val="decimal"/>
-      <w:lvlText w:val="%7."/>
-      <w:lvlJc w:val="left"/>
-      <w:pPr>
-        <w:ind w:left="5040" w:hanging="480"/>
-      </w:pPr>
-    </w:lvl>
-    <w:lvl w:ilvl="7">
-      <w:start w:val="81"/>
-      <w:numFmt w:val="decimal"/>
-      <w:lvlText w:val="%8."/>
-      <w:lvlJc w:val="left"/>
-      <w:pPr>
-        <w:ind w:left="5760" w:hanging="480"/>
-      </w:pPr>
-    </w:lvl>
-    <w:lvl w:ilvl="8">
-      <w:start w:val="81"/>
-      <w:numFmt w:val="decimal"/>
-      <w:lvlText w:val="%9."/>
-      <w:lvlJc w:val="left"/>
-      <w:pPr>
-        <w:ind w:left="6480" w:hanging="480"/>
-      </w:pPr>
-    </w:lvl>
-  </w:abstractNum>
-  <w:abstractNum w:abstractNumId="9941106">
-    <w:nsid w:val="A9941106"/>
-    <w:multiLevelType w:val="multilevel"/>
-    <w:lvl w:ilvl="0">
-      <w:start w:val="106"/>
-      <w:numFmt w:val="decimal"/>
-      <w:lvlText w:val="%1."/>
-      <w:lvlJc w:val="left"/>
-      <w:pPr>
-        <w:ind w:left="720" w:hanging="480"/>
-      </w:pPr>
-    </w:lvl>
-    <w:lvl w:ilvl="1">
-      <w:start w:val="106"/>
-      <w:numFmt w:val="decimal"/>
-      <w:lvlText w:val="%2."/>
-      <w:lvlJc w:val="left"/>
-      <w:pPr>
-        <w:ind w:left="1440" w:hanging="480"/>
-      </w:pPr>
-    </w:lvl>
-    <w:lvl w:ilvl="2">
-      <w:start w:val="106"/>
-      <w:numFmt w:val="decimal"/>
-      <w:lvlText w:val="%3."/>
-      <w:lvlJc w:val="left"/>
-      <w:pPr>
-        <w:ind w:left="2160" w:hanging="480"/>
-      </w:pPr>
-    </w:lvl>
-    <w:lvl w:ilvl="3">
-      <w:start w:val="106"/>
-      <w:numFmt w:val="decimal"/>
-      <w:lvlText w:val="%4."/>
-      <w:lvlJc w:val="left"/>
-      <w:pPr>
-        <w:ind w:left="2880" w:hanging="480"/>
-      </w:pPr>
-    </w:lvl>
-    <w:lvl w:ilvl="4">
-      <w:start w:val="106"/>
-      <w:numFmt w:val="decimal"/>
-      <w:lvlText w:val="%5."/>
-      <w:lvlJc w:val="left"/>
-      <w:pPr>
-        <w:ind w:left="3600" w:hanging="480"/>
-      </w:pPr>
-    </w:lvl>
-    <w:lvl w:ilvl="5">
-      <w:start w:val="106"/>
-      <w:numFmt w:val="decimal"/>
-      <w:lvlText w:val="%6."/>
-      <w:lvlJc w:val="left"/>
-      <w:pPr>
-        <w:ind w:left="4320" w:hanging="480"/>
-      </w:pPr>
-    </w:lvl>
-    <w:lvl w:ilvl="6">
-      <w:start w:val="106"/>
-      <w:numFmt w:val="decimal"/>
-      <w:lvlText w:val="%7."/>
-      <w:lvlJc w:val="left"/>
-      <w:pPr>
-        <w:ind w:left="5040" w:hanging="480"/>
-      </w:pPr>
-    </w:lvl>
-    <w:lvl w:ilvl="7">
-      <w:start w:val="106"/>
-      <w:numFmt w:val="decimal"/>
-      <w:lvlText w:val="%8."/>
-      <w:lvlJc w:val="left"/>
-      <w:pPr>
-        <w:ind w:left="5760" w:hanging="480"/>
-      </w:pPr>
-    </w:lvl>
-    <w:lvl w:ilvl="8">
-      <w:start w:val="106"/>
-      <w:numFmt w:val="decimal"/>
-      <w:lvlText w:val="%9."/>
-      <w:lvlJc w:val="left"/>
-      <w:pPr>
-        <w:ind w:left="6480" w:hanging="480"/>
-      </w:pPr>
-    </w:lvl>
-  </w:abstractNum>
   <w:num w:numId="1000">
     <w:abstractNumId w:val="990"/>
-  </w:num>
-  <w:num w:numId="1001">
-    <w:abstractNumId w:val="99411"/>
-    <w:lvlOverride w:ilvl="0">
-      <w:startOverride w:val="1"/>
-    </w:lvlOverride>
-    <w:lvlOverride w:ilvl="1">
-      <w:startOverride w:val="1"/>
-    </w:lvlOverride>
-    <w:lvlOverride w:ilvl="2">
-      <w:startOverride w:val="1"/>
-    </w:lvlOverride>
-    <w:lvlOverride w:ilvl="3">
-      <w:startOverride w:val="1"/>
-    </w:lvlOverride>
-    <w:lvlOverride w:ilvl="4">
-      <w:startOverride w:val="1"/>
-    </w:lvlOverride>
-    <w:lvlOverride w:ilvl="5">
-      <w:startOverride w:val="1"/>
-    </w:lvlOverride>
-    <w:lvlOverride w:ilvl="6">
-      <w:startOverride w:val="1"/>
-    </w:lvlOverride>
-    <w:lvlOverride w:ilvl="7">
-      <w:startOverride w:val="1"/>
-    </w:lvlOverride>
-    <w:lvlOverride w:ilvl="8">
-      <w:startOverride w:val="1"/>
-    </w:lvlOverride>
-  </w:num>
-  <w:num w:numId="1002">
-    <w:abstractNumId w:val="994116"/>
-    <w:lvlOverride w:ilvl="0">
-      <w:startOverride w:val="16"/>
-    </w:lvlOverride>
-    <w:lvlOverride w:ilvl="1">
-      <w:startOverride w:val="16"/>
-    </w:lvlOverride>
-    <w:lvlOverride w:ilvl="2">
-      <w:startOverride w:val="16"/>
-    </w:lvlOverride>
-    <w:lvlOverride w:ilvl="3">
-      <w:startOverride w:val="16"/>
-    </w:lvlOverride>
-    <w:lvlOverride w:ilvl="4">
-      <w:startOverride w:val="16"/>
-    </w:lvlOverride>
-    <w:lvlOverride w:ilvl="5">
-      <w:startOverride w:val="16"/>
-    </w:lvlOverride>
-    <w:lvlOverride w:ilvl="6">
-      <w:startOverride w:val="16"/>
-    </w:lvlOverride>
-    <w:lvlOverride w:ilvl="7">
-      <w:startOverride w:val="16"/>
-    </w:lvlOverride>
-    <w:lvlOverride w:ilvl="8">
-      <w:startOverride w:val="16"/>
-    </w:lvlOverride>
-  </w:num>
-  <w:num w:numId="1003">
-    <w:abstractNumId w:val="994151"/>
-    <w:lvlOverride w:ilvl="0">
-      <w:startOverride w:val="51"/>
-    </w:lvlOverride>
-    <w:lvlOverride w:ilvl="1">
-      <w:startOverride w:val="51"/>
-    </w:lvlOverride>
-    <w:lvlOverride w:ilvl="2">
-      <w:startOverride w:val="51"/>
-    </w:lvlOverride>
-    <w:lvlOverride w:ilvl="3">
-      <w:startOverride w:val="51"/>
-    </w:lvlOverride>
-    <w:lvlOverride w:ilvl="4">
-      <w:startOverride w:val="51"/>
-    </w:lvlOverride>
-    <w:lvlOverride w:ilvl="5">
-      <w:startOverride w:val="51"/>
-    </w:lvlOverride>
-    <w:lvlOverride w:ilvl="6">
-      <w:startOverride w:val="51"/>
-    </w:lvlOverride>
-    <w:lvlOverride w:ilvl="7">
-      <w:startOverride w:val="51"/>
-    </w:lvlOverride>
-    <w:lvlOverride w:ilvl="8">
-      <w:startOverride w:val="51"/>
-    </w:lvlOverride>
-  </w:num>
-  <w:num w:numId="1004">
-    <w:abstractNumId w:val="994181"/>
-    <w:lvlOverride w:ilvl="0">
-      <w:startOverride w:val="81"/>
-    </w:lvlOverride>
-    <w:lvlOverride w:ilvl="1">
-      <w:startOverride w:val="81"/>
-    </w:lvlOverride>
-    <w:lvlOverride w:ilvl="2">
-      <w:startOverride w:val="81"/>
-    </w:lvlOverride>
-    <w:lvlOverride w:ilvl="3">
-      <w:startOverride w:val="81"/>
-    </w:lvlOverride>
-    <w:lvlOverride w:ilvl="4">
-      <w:startOverride w:val="81"/>
-    </w:lvlOverride>
-    <w:lvlOverride w:ilvl="5">
-      <w:startOverride w:val="81"/>
-    </w:lvlOverride>
-    <w:lvlOverride w:ilvl="6">
-      <w:startOverride w:val="81"/>
-    </w:lvlOverride>
-    <w:lvlOverride w:ilvl="7">
-      <w:startOverride w:val="81"/>
-    </w:lvlOverride>
-    <w:lvlOverride w:ilvl="8">
-      <w:startOverride w:val="81"/>
-    </w:lvlOverride>
-  </w:num>
-  <w:num w:numId="1005">
-    <w:abstractNumId w:val="9941106"/>
-    <w:lvlOverride w:ilvl="0">
-      <w:startOverride w:val="106"/>
-    </w:lvlOverride>
-    <w:lvlOverride w:ilvl="1">
-      <w:startOverride w:val="106"/>
-    </w:lvlOverride>
-    <w:lvlOverride w:ilvl="2">
-      <w:startOverride w:val="106"/>
-    </w:lvlOverride>
-    <w:lvlOverride w:ilvl="3">
-      <w:startOverride w:val="106"/>
-    </w:lvlOverride>
-    <w:lvlOverride w:ilvl="4">
-      <w:startOverride w:val="106"/>
-    </w:lvlOverride>
-    <w:lvlOverride w:ilvl="5">
-      <w:startOverride w:val="106"/>
-    </w:lvlOverride>
-    <w:lvlOverride w:ilvl="6">
-      <w:startOverride w:val="106"/>
-    </w:lvlOverride>
-    <w:lvlOverride w:ilvl="7">
-      <w:startOverride w:val="106"/>
-    </w:lvlOverride>
-    <w:lvlOverride w:ilvl="8">
-      <w:startOverride w:val="106"/>
-    </w:lvlOverride>
   </w:num>
 </w:numbering>
 </file>
